--- a/assets/docs/participant-quick-reference.docx
+++ b/assets/docs/participant-quick-reference.docx
@@ -91,29 +91,8 @@
                 <w:sz w:val="20"/>
                 <w:szCs w:val="20"/>
               </w:rPr>
-              <w:t xml:space="preserve">Make sure you are signed in to </w:t>
-            </w:r>
-            <w:r>
-              <w:rPr>
-                <w:rFonts w:ascii="Consolas" w:cs="Consolas" w:eastAsia="Consolas" w:hAnsi="Consolas"/>
-                <w:sz w:val="20"/>
-                <w:szCs w:val="20"/>
-              </w:rPr>
-              <w:t xml:space="preserve">github.com</w:t>
-            </w:r>
-            <w:r>
-              <w:rPr>
-                <w:rFonts w:ascii="Arial" w:cs="Arial" w:eastAsia="Arial" w:hAnsi="Arial"/>
-                <w:sz w:val="20"/>
-                <w:szCs w:val="20"/>
-              </w:rPr>
-              <w:t xml:space="preserve"> in your browser. Then open the workshop template repository at:</w:t>
-            </w:r>
-          </w:p>
-          <w:p>
-            <w:pPr>
-              <w:spacing w:after="80" w:before="80"/>
-            </w:pPr>
+              <w:t xml:space="preserve">Open </w:t>
+            </w:r>
             <w:r>
               <w:rPr>
                 <w:rFonts w:ascii="Consolas" w:cs="Consolas" w:eastAsia="Consolas" w:hAnsi="Consolas"/>
@@ -122,7 +101,15 @@
                 <w:sz w:val="20"/>
                 <w:szCs w:val="20"/>
               </w:rPr>
-              <w:t xml:space="preserve">github.com/PreTeXtBook/pretext-codespace</w:t>
+              <w:t xml:space="preserve">pretext.plus</w:t>
+            </w:r>
+            <w:r>
+              <w:rPr>
+                <w:rFonts w:ascii="Arial" w:cs="Arial" w:eastAsia="Arial" w:hAnsi="Arial"/>
+                <w:sz w:val="20"/>
+                <w:szCs w:val="20"/>
+              </w:rPr>
+              <w:t xml:space="preserve"> in your browser. You will create a free account in the first ten minutes of the workshop — no other setup is required.</w:t>
             </w:r>
           </w:p>
         </w:tc>
@@ -143,25 +130,13 @@
           <w:sz w:val="26"/>
           <w:szCs w:val="26"/>
         </w:rPr>
-        <w:t xml:space="preserve">1. Launch Your Codespace First</w:t>
+        <w:t xml:space="preserve">1. Create Your Account and First Project</w:t>
       </w:r>
     </w:p>
     <w:p>
       <w:pPr>
         <w:spacing w:after="80" w:before="80"/>
       </w:pPr>
-      <w:r>
-        <w:rPr>
-          <w:rFonts w:ascii="Arial" w:cs="Arial" w:eastAsia="Arial" w:hAnsi="Arial"/>
-          <w:b/>
-          <w:bCs/>
-          <w:i/>
-          <w:iCs/>
-          <w:sz w:val="20"/>
-          <w:szCs w:val="20"/>
-        </w:rPr>
-        <w:t xml:space="preserve">Important: </w:t>
-      </w:r>
       <w:r>
         <w:rPr>
           <w:rFonts w:ascii="Arial" w:cs="Arial" w:eastAsia="Arial" w:hAnsi="Arial"/>
@@ -171,7 +146,7 @@
           <w:sz w:val="20"/>
           <w:szCs w:val="20"/>
         </w:rPr>
-        <w:t xml:space="preserve">we start your Codespace now and then leave it alone for about half an hour. First-time setup takes 5–10 minutes, so while it boots in the background we'll practice PreTeXt in a sandbox. Do not close the Codespace tab.</w:t>
+        <w:t xml:space="preserve">We'll do this step together. Follow along as the facilitator demonstrates.</w:t>
       </w:r>
     </w:p>
     <w:p>
@@ -189,7 +164,7 @@
           <w:sz w:val="20"/>
           <w:szCs w:val="20"/>
         </w:rPr>
-        <w:t xml:space="preserve">On the </w:t>
+        <w:t xml:space="preserve">Go to </w:t>
       </w:r>
       <w:r>
         <w:rPr>
@@ -197,15 +172,15 @@
           <w:sz w:val="20"/>
           <w:szCs w:val="20"/>
         </w:rPr>
-        <w:t xml:space="preserve">pretext-codespace</w:t>
-      </w:r>
-      <w:r>
-        <w:rPr>
-          <w:rFonts w:ascii="Arial" w:cs="Arial" w:eastAsia="Arial" w:hAnsi="Arial"/>
-          <w:sz w:val="20"/>
-          <w:szCs w:val="20"/>
-        </w:rPr>
-        <w:t xml:space="preserve"> page, click the green </w:t>
+        <w:t xml:space="preserve">pretext.plus</w:t>
+      </w:r>
+      <w:r>
+        <w:rPr>
+          <w:rFonts w:ascii="Arial" w:cs="Arial" w:eastAsia="Arial" w:hAnsi="Arial"/>
+          <w:sz w:val="20"/>
+          <w:szCs w:val="20"/>
+        </w:rPr>
+        <w:t xml:space="preserve"> and click </w:t>
       </w:r>
       <w:r>
         <w:rPr>
@@ -215,33 +190,15 @@
           <w:sz w:val="20"/>
           <w:szCs w:val="20"/>
         </w:rPr>
-        <w:t xml:space="preserve">Use this template</w:t>
-      </w:r>
-      <w:r>
-        <w:rPr>
-          <w:rFonts w:ascii="Arial" w:cs="Arial" w:eastAsia="Arial" w:hAnsi="Arial"/>
-          <w:sz w:val="20"/>
-          <w:szCs w:val="20"/>
-        </w:rPr>
-        <w:t xml:space="preserve"> button (top right), then choose </w:t>
-      </w:r>
-      <w:r>
-        <w:rPr>
-          <w:rFonts w:ascii="Arial" w:cs="Arial" w:eastAsia="Arial" w:hAnsi="Arial"/>
-          <w:b/>
-          <w:bCs/>
-          <w:sz w:val="20"/>
-          <w:szCs w:val="20"/>
-        </w:rPr>
-        <w:t xml:space="preserve">Create a new repository</w:t>
-      </w:r>
-      <w:r>
-        <w:rPr>
-          <w:rFonts w:ascii="Arial" w:cs="Arial" w:eastAsia="Arial" w:hAnsi="Arial"/>
-          <w:sz w:val="20"/>
-          <w:szCs w:val="20"/>
-        </w:rPr>
-        <w:t xml:space="preserve">.</w:t>
+        <w:t xml:space="preserve">Sign up</w:t>
+      </w:r>
+      <w:r>
+        <w:rPr>
+          <w:rFonts w:ascii="Arial" w:cs="Arial" w:eastAsia="Arial" w:hAnsi="Arial"/>
+          <w:sz w:val="20"/>
+          <w:szCs w:val="20"/>
+        </w:rPr>
+        <w:t xml:space="preserve">. Use an email you can check right now — you'll need to confirm it.</w:t>
       </w:r>
     </w:p>
     <w:p>
@@ -259,23 +216,7 @@
           <w:sz w:val="20"/>
           <w:szCs w:val="20"/>
         </w:rPr>
-        <w:t xml:space="preserve">Give your repository a name (for example, </w:t>
-      </w:r>
-      <w:r>
-        <w:rPr>
-          <w:rFonts w:ascii="Consolas" w:cs="Consolas" w:eastAsia="Consolas" w:hAnsi="Consolas"/>
-          <w:sz w:val="20"/>
-          <w:szCs w:val="20"/>
-        </w:rPr>
-        <w:t xml:space="preserve">my-pretext-workshop</w:t>
-      </w:r>
-      <w:r>
-        <w:rPr>
-          <w:rFonts w:ascii="Arial" w:cs="Arial" w:eastAsia="Arial" w:hAnsi="Arial"/>
-          <w:sz w:val="20"/>
-          <w:szCs w:val="20"/>
-        </w:rPr>
-        <w:t xml:space="preserve">), leave it set to </w:t>
+        <w:t xml:space="preserve">After confirming your email, click </w:t>
       </w:r>
       <w:r>
         <w:rPr>
@@ -285,15 +226,15 @@
           <w:sz w:val="20"/>
           <w:szCs w:val="20"/>
         </w:rPr>
-        <w:t xml:space="preserve">Public</w:t>
-      </w:r>
-      <w:r>
-        <w:rPr>
-          <w:rFonts w:ascii="Arial" w:cs="Arial" w:eastAsia="Arial" w:hAnsi="Arial"/>
-          <w:sz w:val="20"/>
-          <w:szCs w:val="20"/>
-        </w:rPr>
-        <w:t xml:space="preserve">, and click </w:t>
+        <w:t xml:space="preserve">Projects</w:t>
+      </w:r>
+      <w:r>
+        <w:rPr>
+          <w:rFonts w:ascii="Arial" w:cs="Arial" w:eastAsia="Arial" w:hAnsi="Arial"/>
+          <w:sz w:val="20"/>
+          <w:szCs w:val="20"/>
+        </w:rPr>
+        <w:t xml:space="preserve"> in the top menu, then click the blue </w:t>
       </w:r>
       <w:r>
         <w:rPr>
@@ -303,15 +244,15 @@
           <w:sz w:val="20"/>
           <w:szCs w:val="20"/>
         </w:rPr>
-        <w:t xml:space="preserve">Create repository from template</w:t>
-      </w:r>
-      <w:r>
-        <w:rPr>
-          <w:rFonts w:ascii="Arial" w:cs="Arial" w:eastAsia="Arial" w:hAnsi="Arial"/>
-          <w:sz w:val="20"/>
-          <w:szCs w:val="20"/>
-        </w:rPr>
-        <w:t xml:space="preserve">.</w:t>
+        <w:t xml:space="preserve">New project</w:t>
+      </w:r>
+      <w:r>
+        <w:rPr>
+          <w:rFonts w:ascii="Arial" w:cs="Arial" w:eastAsia="Arial" w:hAnsi="Arial"/>
+          <w:sz w:val="20"/>
+          <w:szCs w:val="20"/>
+        </w:rPr>
+        <w:t xml:space="preserve"> button.</w:t>
       </w:r>
     </w:p>
     <w:p>
@@ -329,7 +270,23 @@
           <w:sz w:val="20"/>
           <w:szCs w:val="20"/>
         </w:rPr>
-        <w:t xml:space="preserve">On your new repository page, click the green </w:t>
+        <w:t xml:space="preserve">Give your project a title (for example, </w:t>
+      </w:r>
+      <w:r>
+        <w:rPr>
+          <w:rFonts w:ascii="Consolas" w:cs="Consolas" w:eastAsia="Consolas" w:hAnsi="Consolas"/>
+          <w:sz w:val="20"/>
+          <w:szCs w:val="20"/>
+        </w:rPr>
+        <w:t xml:space="preserve">My First Lesson</w:t>
+      </w:r>
+      <w:r>
+        <w:rPr>
+          <w:rFonts w:ascii="Arial" w:cs="Arial" w:eastAsia="Arial" w:hAnsi="Arial"/>
+          <w:sz w:val="20"/>
+          <w:szCs w:val="20"/>
+        </w:rPr>
+        <w:t xml:space="preserve">), then click </w:t>
       </w:r>
       <w:r>
         <w:rPr>
@@ -339,43 +296,7 @@
           <w:sz w:val="20"/>
           <w:szCs w:val="20"/>
         </w:rPr>
-        <w:t xml:space="preserve">&lt; &gt; Code</w:t>
-      </w:r>
-      <w:r>
-        <w:rPr>
-          <w:rFonts w:ascii="Arial" w:cs="Arial" w:eastAsia="Arial" w:hAnsi="Arial"/>
-          <w:sz w:val="20"/>
-          <w:szCs w:val="20"/>
-        </w:rPr>
-        <w:t xml:space="preserve"> button, switch to the </w:t>
-      </w:r>
-      <w:r>
-        <w:rPr>
-          <w:rFonts w:ascii="Arial" w:cs="Arial" w:eastAsia="Arial" w:hAnsi="Arial"/>
-          <w:b/>
-          <w:bCs/>
-          <w:sz w:val="20"/>
-          <w:szCs w:val="20"/>
-        </w:rPr>
-        <w:t xml:space="preserve">Codespaces</w:t>
-      </w:r>
-      <w:r>
-        <w:rPr>
-          <w:rFonts w:ascii="Arial" w:cs="Arial" w:eastAsia="Arial" w:hAnsi="Arial"/>
-          <w:sz w:val="20"/>
-          <w:szCs w:val="20"/>
-        </w:rPr>
-        <w:t xml:space="preserve"> tab, and click </w:t>
-      </w:r>
-      <w:r>
-        <w:rPr>
-          <w:rFonts w:ascii="Arial" w:cs="Arial" w:eastAsia="Arial" w:hAnsi="Arial"/>
-          <w:b/>
-          <w:bCs/>
-          <w:sz w:val="20"/>
-          <w:szCs w:val="20"/>
-        </w:rPr>
-        <w:t xml:space="preserve">Create codespace on main</w:t>
+        <w:t xml:space="preserve">Create</w:t>
       </w:r>
       <w:r>
         <w:rPr>
@@ -401,7 +322,7 @@
           <w:sz w:val="20"/>
           <w:szCs w:val="20"/>
         </w:rPr>
-        <w:t xml:space="preserve">A new tab opens and begins building your workspace. </w:t>
+        <w:t xml:space="preserve">On the project page, click the gray </w:t>
       </w:r>
       <w:r>
         <w:rPr>
@@ -411,69 +332,15 @@
           <w:sz w:val="20"/>
           <w:szCs w:val="20"/>
         </w:rPr>
-        <w:t xml:space="preserve">Leave this tab open. Do not touch it.</w:t>
-      </w:r>
-      <w:r>
-        <w:rPr>
-          <w:rFonts w:ascii="Arial" w:cs="Arial" w:eastAsia="Arial" w:hAnsi="Arial"/>
-          <w:sz w:val="20"/>
-          <w:szCs w:val="20"/>
-        </w:rPr>
-        <w:t xml:space="preserve"> It will finish on its own while you work in the sandbox.</w:t>
-      </w:r>
-    </w:p>
-    <w:p>
-      <w:pPr>
-        <w:pStyle w:val="ListParagraph"/>
-        <w:numPr>
-          <w:ilvl w:val="0"/>
-          <w:numId w:val="2"/>
-        </w:numPr>
-        <w:spacing w:after="60" w:before="60"/>
-      </w:pPr>
-      <w:r>
-        <w:rPr>
-          <w:rFonts w:ascii="Arial" w:cs="Arial" w:eastAsia="Arial" w:hAnsi="Arial"/>
-          <w:sz w:val="20"/>
-          <w:szCs w:val="20"/>
-        </w:rPr>
-        <w:t xml:space="preserve">Open a </w:t>
-      </w:r>
-      <w:r>
-        <w:rPr>
-          <w:rFonts w:ascii="Arial" w:cs="Arial" w:eastAsia="Arial" w:hAnsi="Arial"/>
-          <w:b/>
-          <w:bCs/>
-          <w:sz w:val="20"/>
-          <w:szCs w:val="20"/>
-        </w:rPr>
-        <w:t xml:space="preserve">new browser tab</w:t>
-      </w:r>
-      <w:r>
-        <w:rPr>
-          <w:rFonts w:ascii="Arial" w:cs="Arial" w:eastAsia="Arial" w:hAnsi="Arial"/>
-          <w:sz w:val="20"/>
-          <w:szCs w:val="20"/>
-        </w:rPr>
-        <w:t xml:space="preserve"> and go to </w:t>
-      </w:r>
-      <w:r>
-        <w:rPr>
-          <w:rFonts w:ascii="Consolas" w:cs="Consolas" w:eastAsia="Consolas" w:hAnsi="Consolas"/>
-          <w:b/>
-          <w:bCs/>
-          <w:sz w:val="20"/>
-          <w:szCs w:val="20"/>
-        </w:rPr>
-        <w:t xml:space="preserve">pretext.plus/tryit</w:t>
-      </w:r>
-      <w:r>
-        <w:rPr>
-          <w:rFonts w:ascii="Arial" w:cs="Arial" w:eastAsia="Arial" w:hAnsi="Arial"/>
-          <w:sz w:val="20"/>
-          <w:szCs w:val="20"/>
-        </w:rPr>
-        <w:t xml:space="preserve">. Keep both tabs open for the rest of the workshop.</w:t>
+        <w:t xml:space="preserve">Edit</w:t>
+      </w:r>
+      <w:r>
+        <w:rPr>
+          <w:rFonts w:ascii="Arial" w:cs="Arial" w:eastAsia="Arial" w:hAnsi="Arial"/>
+          <w:sz w:val="20"/>
+          <w:szCs w:val="20"/>
+        </w:rPr>
+        <w:t xml:space="preserve"> button. The editor opens with source on the left and a preview on the right.</w:t>
       </w:r>
     </w:p>
     <w:tbl>
@@ -537,7 +404,7 @@
                 <w:sz w:val="20"/>
                 <w:szCs w:val="20"/>
               </w:rPr>
-              <w:t xml:space="preserve">Your Codespace tab is visibly loading or says "Setting up your codespace."</w:t>
+              <w:t xml:space="preserve">You can see PreTeXt source on the left side of the editor.</w:t>
             </w:r>
           </w:p>
           <w:p>
@@ -555,7 +422,7 @@
                 <w:sz w:val="20"/>
                 <w:szCs w:val="20"/>
               </w:rPr>
-              <w:t xml:space="preserve">You can see the pretext.plus/tryit editor in a different tab.</w:t>
+              <w:t xml:space="preserve">You can see a rendered preview on the right side.</w:t>
             </w:r>
           </w:p>
           <w:p>
@@ -573,7 +440,7 @@
                 <w:sz w:val="20"/>
                 <w:szCs w:val="20"/>
               </w:rPr>
-              <w:t xml:space="preserve">You are not tempted to click around in the Codespace tab.</w:t>
+              <w:t xml:space="preserve">There is a light-green Rebuild button in the top-right of the preview.</w:t>
             </w:r>
           </w:p>
         </w:tc>
@@ -583,7 +450,6 @@
       <w:pPr>
         <w:pStyle w:val="Heading2"/>
         <w:keepNext/>
-        <w:pageBreakBefore/>
         <w:spacing w:after="100" w:before="260"/>
       </w:pPr>
       <w:r>
@@ -595,7 +461,116 @@
           <w:sz w:val="26"/>
           <w:szCs w:val="26"/>
         </w:rPr>
-        <w:t xml:space="preserve">2. While You Wait — Practice in the Sandbox</w:t>
+        <w:t xml:space="preserve">2. Learn the Rebuild Rhythm</w:t>
+      </w:r>
+    </w:p>
+    <w:p>
+      <w:pPr>
+        <w:spacing w:after="80" w:before="80"/>
+      </w:pPr>
+      <w:r>
+        <w:rPr>
+          <w:rFonts w:ascii="Arial" w:cs="Arial" w:eastAsia="Arial" w:hAnsi="Arial"/>
+          <w:sz w:val="20"/>
+          <w:szCs w:val="20"/>
+        </w:rPr>
+        <w:t xml:space="preserve">Any time you change the source, the preview does not update automatically. To refresh it, click the green </w:t>
+      </w:r>
+      <w:r>
+        <w:rPr>
+          <w:rFonts w:ascii="Arial" w:cs="Arial" w:eastAsia="Arial" w:hAnsi="Arial"/>
+          <w:b/>
+          <w:bCs/>
+          <w:sz w:val="20"/>
+          <w:szCs w:val="20"/>
+        </w:rPr>
+        <w:t xml:space="preserve">Rebuild</w:t>
+      </w:r>
+      <w:r>
+        <w:rPr>
+          <w:rFonts w:ascii="Arial" w:cs="Arial" w:eastAsia="Arial" w:hAnsi="Arial"/>
+          <w:sz w:val="20"/>
+          <w:szCs w:val="20"/>
+        </w:rPr>
+        <w:t xml:space="preserve"> button (top-right of the preview), or press </w:t>
+      </w:r>
+      <w:r>
+        <w:rPr>
+          <w:rFonts w:ascii="Arial" w:cs="Arial" w:eastAsia="Arial" w:hAnsi="Arial"/>
+          <w:b/>
+          <w:bCs/>
+          <w:sz w:val="20"/>
+          <w:szCs w:val="20"/>
+        </w:rPr>
+        <w:t xml:space="preserve">Ctrl+S</w:t>
+      </w:r>
+      <w:r>
+        <w:rPr>
+          <w:rFonts w:ascii="Arial" w:cs="Arial" w:eastAsia="Arial" w:hAnsi="Arial"/>
+          <w:sz w:val="20"/>
+          <w:szCs w:val="20"/>
+        </w:rPr>
+        <w:t xml:space="preserve"> (</w:t>
+      </w:r>
+      <w:r>
+        <w:rPr>
+          <w:rFonts w:ascii="Arial" w:cs="Arial" w:eastAsia="Arial" w:hAnsi="Arial"/>
+          <w:b/>
+          <w:bCs/>
+          <w:sz w:val="20"/>
+          <w:szCs w:val="20"/>
+        </w:rPr>
+        <w:t xml:space="preserve">Cmd+S</w:t>
+      </w:r>
+      <w:r>
+        <w:rPr>
+          <w:rFonts w:ascii="Arial" w:cs="Arial" w:eastAsia="Arial" w:hAnsi="Arial"/>
+          <w:sz w:val="20"/>
+          <w:szCs w:val="20"/>
+        </w:rPr>
+        <w:t xml:space="preserve"> on Mac). This also saves your work.</w:t>
+      </w:r>
+    </w:p>
+    <w:p>
+      <w:pPr>
+        <w:spacing w:after="80" w:before="80"/>
+      </w:pPr>
+      <w:r>
+        <w:rPr>
+          <w:rFonts w:ascii="Arial" w:cs="Arial" w:eastAsia="Arial" w:hAnsi="Arial"/>
+          <w:b/>
+          <w:bCs/>
+          <w:sz w:val="20"/>
+          <w:szCs w:val="20"/>
+        </w:rPr>
+        <w:t xml:space="preserve">Edit → Rebuild → look at the preview. </w:t>
+      </w:r>
+      <w:r>
+        <w:rPr>
+          <w:rFonts w:ascii="Arial" w:cs="Arial" w:eastAsia="Arial" w:hAnsi="Arial"/>
+          <w:sz w:val="20"/>
+          <w:szCs w:val="20"/>
+        </w:rPr>
+        <w:t xml:space="preserve">That's the whole rhythm. You'll do it dozens of times today.</w:t>
+      </w:r>
+    </w:p>
+    <w:p>
+      <w:pPr>
+        <w:pStyle w:val="Heading2"/>
+        <w:keepNext/>
+        <w:pageBreakBefore/>
+        <w:spacing w:after="100" w:before="260"/>
+      </w:pPr>
+      <w:r>
+        <w:rPr>
+          <w:rFonts w:ascii="Arial" w:cs="Arial" w:eastAsia="Arial" w:hAnsi="Arial"/>
+          <w:b/>
+          <w:bCs/>
+          <w:color w:val="1F3864"/>
+          <w:sz w:val="26"/>
+          <w:szCs w:val="26"/>
+        </w:rPr>
+        <w:t xml:space="preserve">3. Practice with Five Short Exercises</w:t>
       </w:r>
     </w:p>
     <w:p>
@@ -611,82 +586,7 @@
           <w:sz w:val="20"/>
           <w:szCs w:val="20"/>
         </w:rPr>
-        <w:t xml:space="preserve">pretext.plus/tryit is a throwaway sandbox. You type PreTeXt source on the left, click Rebuild, and see the result on the right. Nothing you do here is saved — that's fine. Every exercise below is in this handout, so you can always paste it again.</w:t>
-      </w:r>
-    </w:p>
-    <w:p>
-      <w:pPr>
-        <w:spacing w:after="80" w:before="80"/>
-      </w:pPr>
-      <w:r>
-        <w:rPr>
-          <w:rFonts w:ascii="Arial" w:cs="Arial" w:eastAsia="Arial" w:hAnsi="Arial"/>
-          <w:b/>
-          <w:bCs/>
-          <w:sz w:val="20"/>
-          <w:szCs w:val="20"/>
-        </w:rPr>
-        <w:t xml:space="preserve">How to work each exercise: </w:t>
-      </w:r>
-      <w:r>
-        <w:rPr>
-          <w:rFonts w:ascii="Arial" w:cs="Arial" w:eastAsia="Arial" w:hAnsi="Arial"/>
-          <w:sz w:val="20"/>
-          <w:szCs w:val="20"/>
-        </w:rPr>
-        <w:t xml:space="preserve">find the closing </w:t>
-      </w:r>
-      <w:r>
-        <w:rPr>
-          <w:rFonts w:ascii="Consolas" w:cs="Consolas" w:eastAsia="Consolas" w:hAnsi="Consolas"/>
-          <w:sz w:val="20"/>
-          <w:szCs w:val="20"/>
-        </w:rPr>
-        <w:t xml:space="preserve">&lt;/section&gt;</w:t>
-      </w:r>
-      <w:r>
-        <w:rPr>
-          <w:rFonts w:ascii="Arial" w:cs="Arial" w:eastAsia="Arial" w:hAnsi="Arial"/>
-          <w:sz w:val="20"/>
-          <w:szCs w:val="20"/>
-        </w:rPr>
-        <w:t xml:space="preserve"> tag near the bottom of the sandbox, and paste the snippet on a new line </w:t>
-      </w:r>
-      <w:r>
-        <w:rPr>
-          <w:rFonts w:ascii="Arial" w:cs="Arial" w:eastAsia="Arial" w:hAnsi="Arial"/>
-          <w:i/>
-          <w:iCs/>
-          <w:sz w:val="20"/>
-          <w:szCs w:val="20"/>
-        </w:rPr>
-        <w:t xml:space="preserve">just above it</w:t>
-      </w:r>
-      <w:r>
-        <w:rPr>
-          <w:rFonts w:ascii="Arial" w:cs="Arial" w:eastAsia="Arial" w:hAnsi="Arial"/>
-          <w:sz w:val="20"/>
-          <w:szCs w:val="20"/>
-        </w:rPr>
-        <w:t xml:space="preserve">. Then click </w:t>
-      </w:r>
-      <w:r>
-        <w:rPr>
-          <w:rFonts w:ascii="Arial" w:cs="Arial" w:eastAsia="Arial" w:hAnsi="Arial"/>
-          <w:b/>
-          <w:bCs/>
-          <w:sz w:val="20"/>
-          <w:szCs w:val="20"/>
-        </w:rPr>
-        <w:t xml:space="preserve">Rebuild</w:t>
-      </w:r>
-      <w:r>
-        <w:rPr>
-          <w:rFonts w:ascii="Arial" w:cs="Arial" w:eastAsia="Arial" w:hAnsi="Arial"/>
-          <w:sz w:val="20"/>
-          <w:szCs w:val="20"/>
-        </w:rPr>
-        <w:t xml:space="preserve"> and look at the preview.</w:t>
+        <w:t xml:space="preserve">Your new project already has a short sample section. For each exercise below, find the closing &lt;/section&gt; tag and paste the snippet just above it. Then Rebuild.</w:t>
       </w:r>
     </w:p>
     <w:p>
@@ -705,22 +605,6 @@
           <w:szCs w:val="22"/>
         </w:rPr>
         <w:t xml:space="preserve">Exercise 1 — A paragraph with inline math</w:t>
-      </w:r>
-    </w:p>
-    <w:p>
-      <w:pPr>
-        <w:spacing w:after="80" w:before="80"/>
-      </w:pPr>
-      <w:r>
-        <w:rPr>
-          <w:rFonts w:ascii="Arial" w:cs="Arial" w:eastAsia="Arial" w:hAnsi="Arial"/>
-          <w:i/>
-          <w:iCs/>
-          <w:color w:val="595959"/>
-          <w:sz w:val="20"/>
-          <w:szCs w:val="20"/>
-        </w:rPr>
-        <w:t xml:space="preserve">Paste this inside the section and rebuild. Notice how inline math flows with the text.</w:t>
       </w:r>
     </w:p>
     <w:tbl>
@@ -811,7 +695,7 @@
           <w:sz w:val="20"/>
           <w:szCs w:val="20"/>
         </w:rPr>
-        <w:t xml:space="preserve">Add a formal definition. The xml:id is a label we'll use in Exercise 5.</w:t>
+        <w:t xml:space="preserve">The xml:id is a label we will use in Exercise 5.</w:t>
       </w:r>
     </w:p>
     <w:tbl>
@@ -1112,22 +996,6 @@
         <w:t xml:space="preserve">Exercise 4 — An exercise</w:t>
       </w:r>
     </w:p>
-    <w:p>
-      <w:pPr>
-        <w:spacing w:after="80" w:before="80"/>
-      </w:pPr>
-      <w:r>
-        <w:rPr>
-          <w:rFonts w:ascii="Arial" w:cs="Arial" w:eastAsia="Arial" w:hAnsi="Arial"/>
-          <w:i/>
-          <w:iCs/>
-          <w:color w:val="595959"/>
-          <w:sz w:val="20"/>
-          <w:szCs w:val="20"/>
-        </w:rPr>
-        <w:t xml:space="preserve">Exercises are also numbered automatically, separately from examples.</w:t>
-      </w:r>
-    </w:p>
     <w:tbl>
       <w:tblPr>
         <w:tblW w:type="dxa" w:w="9360"/>
@@ -1190,18 +1058,18 @@
                 <w:sz w:val="17"/>
                 <w:szCs w:val="17"/>
               </w:rPr>
-              <w:t xml:space="preserve">    &lt;p&gt;Find the length of the hypotenuse of a right</w:t>
-            </w:r>
-            <w:r>
-              <w:br/>
-            </w:r>
-            <w:r>
-              <w:rPr>
-                <w:rFonts w:ascii="Consolas" w:cs="Consolas" w:eastAsia="Consolas" w:hAnsi="Consolas"/>
-                <w:sz w:val="17"/>
-                <w:szCs w:val="17"/>
-              </w:rPr>
-              <w:t xml:space="preserve">    triangle with legs of length 5 and 12.&lt;/p&gt;</w:t>
+              <w:t xml:space="preserve">    &lt;p&gt;Find the hypotenuse of a right triangle with</w:t>
+            </w:r>
+            <w:r>
+              <w:br/>
+            </w:r>
+            <w:r>
+              <w:rPr>
+                <w:rFonts w:ascii="Consolas" w:cs="Consolas" w:eastAsia="Consolas" w:hAnsi="Consolas"/>
+                <w:sz w:val="17"/>
+                <w:szCs w:val="17"/>
+              </w:rPr>
+              <w:t xml:space="preserve">    legs of length 5 and 12.&lt;/p&gt;</w:t>
             </w:r>
             <w:r>
               <w:br/>
@@ -1260,7 +1128,7 @@
           <w:sz w:val="20"/>
           <w:szCs w:val="20"/>
         </w:rPr>
-        <w:t xml:space="preserve">This is the magic moment. The </w:t>
+        <w:t xml:space="preserve">The </w:t>
       </w:r>
       <w:r>
         <w:rPr>
@@ -1282,29 +1150,7 @@
           <w:sz w:val="20"/>
           <w:szCs w:val="20"/>
         </w:rPr>
-        <w:t xml:space="preserve"> points at the </w:t>
-      </w:r>
-      <w:r>
-        <w:rPr>
-          <w:rFonts w:ascii="Consolas" w:cs="Consolas" w:eastAsia="Consolas" w:hAnsi="Consolas"/>
-          <w:i/>
-          <w:iCs/>
-          <w:color w:val="595959"/>
-          <w:sz w:val="20"/>
-          <w:szCs w:val="20"/>
-        </w:rPr>
-        <w:t xml:space="preserve">xml:id</w:t>
-      </w:r>
-      <w:r>
-        <w:rPr>
-          <w:rFonts w:ascii="Arial" w:cs="Arial" w:eastAsia="Arial" w:hAnsi="Arial"/>
-          <w:i/>
-          <w:iCs/>
-          <w:color w:val="595959"/>
-          <w:sz w:val="20"/>
-          <w:szCs w:val="20"/>
-        </w:rPr>
-        <w:t xml:space="preserve"> you gave the definition in Exercise 2, and PreTeXt builds a working link for you.</w:t>
+        <w:t xml:space="preserve"> points at the xml:id you gave the definition in Exercise 2. PreTeXt builds a working link automatically.</w:t>
       </w:r>
     </w:p>
     <w:tbl>
@@ -1420,7 +1266,7 @@
                 <w:sz w:val="20"/>
                 <w:szCs w:val="20"/>
               </w:rPr>
-              <w:t xml:space="preserve">Try changing the title of your example. Swap the numbers in the 3-4-5 example for a 5-12-13 triangle. Try breaking something on purpose to see what an error looks like. The sandbox is for playing.</w:t>
+              <w:t xml:space="preserve">Try changing the example's numbers to a 5-12-13 triangle. Try breaking something on purpose to see what an error looks like. The default content is editable too — feel free to rewrite it.</w:t>
             </w:r>
           </w:p>
         </w:tc>
@@ -1442,7 +1288,7 @@
           <w:sz w:val="26"/>
           <w:szCs w:val="26"/>
         </w:rPr>
-        <w:t xml:space="preserve">3. Back to Your Codespace</w:t>
+        <w:t xml:space="preserve">4. Your Target — A Sample Lesson</w:t>
       </w:r>
     </w:p>
     <w:p>
@@ -1458,26 +1304,13 @@
           <w:sz w:val="20"/>
           <w:szCs w:val="20"/>
         </w:rPr>
-        <w:t xml:space="preserve">Your Codespace should be ready now. Switch to that tab — you should see a file explorer on the left and a blue bar at the bottom of the window.</w:t>
-      </w:r>
-    </w:p>
-    <w:p>
-      <w:pPr>
-        <w:pStyle w:val="ListParagraph"/>
-        <w:numPr>
-          <w:ilvl w:val="0"/>
-          <w:numId w:val="4"/>
-        </w:numPr>
-        <w:spacing w:after="60" w:before="60"/>
-      </w:pPr>
-      <w:r>
-        <w:rPr>
-          <w:rFonts w:ascii="Arial" w:cs="Arial" w:eastAsia="Arial" w:hAnsi="Arial"/>
-          <w:sz w:val="20"/>
-          <w:szCs w:val="20"/>
-        </w:rPr>
-        <w:t xml:space="preserve">Press </w:t>
-      </w:r>
+        <w:t xml:space="preserve">After the break, your job is to build a short lesson on a topic you actually teach, shaped like the example below. Definition(s), example(s), an exercise or two. Your topic, your voice — same structural shape.</w:t>
+      </w:r>
+    </w:p>
+    <w:p>
+      <w:pPr>
+        <w:spacing w:after="80" w:before="80"/>
+      </w:pPr>
       <w:r>
         <w:rPr>
           <w:rFonts w:ascii="Arial" w:cs="Arial" w:eastAsia="Arial" w:hAnsi="Arial"/>
@@ -1486,380 +1319,15 @@
           <w:sz w:val="20"/>
           <w:szCs w:val="20"/>
         </w:rPr>
-        <w:t xml:space="preserve">F1</w:t>
-      </w:r>
-      <w:r>
-        <w:rPr>
-          <w:rFonts w:ascii="Arial" w:cs="Arial" w:eastAsia="Arial" w:hAnsi="Arial"/>
-          <w:sz w:val="20"/>
-          <w:szCs w:val="20"/>
-        </w:rPr>
-        <w:t xml:space="preserve"> (or </w:t>
-      </w:r>
-      <w:r>
-        <w:rPr>
-          <w:rFonts w:ascii="Arial" w:cs="Arial" w:eastAsia="Arial" w:hAnsi="Arial"/>
-          <w:b/>
-          <w:bCs/>
-          <w:sz w:val="20"/>
-          <w:szCs w:val="20"/>
-        </w:rPr>
-        <w:t xml:space="preserve">Ctrl+Shift+P</w:t>
-      </w:r>
-      <w:r>
-        <w:rPr>
-          <w:rFonts w:ascii="Arial" w:cs="Arial" w:eastAsia="Arial" w:hAnsi="Arial"/>
-          <w:sz w:val="20"/>
-          <w:szCs w:val="20"/>
-        </w:rPr>
-        <w:t xml:space="preserve">) to open the command palette. Type </w:t>
-      </w:r>
-      <w:r>
-        <w:rPr>
-          <w:rFonts w:ascii="Consolas" w:cs="Consolas" w:eastAsia="Consolas" w:hAnsi="Consolas"/>
-          <w:sz w:val="20"/>
-          <w:szCs w:val="20"/>
-        </w:rPr>
-        <w:t xml:space="preserve">pretext new</w:t>
-      </w:r>
-      <w:r>
-        <w:rPr>
-          <w:rFonts w:ascii="Arial" w:cs="Arial" w:eastAsia="Arial" w:hAnsi="Arial"/>
-          <w:sz w:val="20"/>
-          <w:szCs w:val="20"/>
-        </w:rPr>
-        <w:t xml:space="preserve"> and select </w:t>
-      </w:r>
-      <w:r>
-        <w:rPr>
-          <w:rFonts w:ascii="Arial" w:cs="Arial" w:eastAsia="Arial" w:hAnsi="Arial"/>
-          <w:b/>
-          <w:bCs/>
-          <w:sz w:val="20"/>
-          <w:szCs w:val="20"/>
-        </w:rPr>
-        <w:t xml:space="preserve">PreTeXt: New Project</w:t>
-      </w:r>
-      <w:r>
-        <w:rPr>
-          <w:rFonts w:ascii="Arial" w:cs="Arial" w:eastAsia="Arial" w:hAnsi="Arial"/>
-          <w:sz w:val="20"/>
-          <w:szCs w:val="20"/>
-        </w:rPr>
-        <w:t xml:space="preserve">.</w:t>
-      </w:r>
-    </w:p>
-    <w:p>
-      <w:pPr>
-        <w:pStyle w:val="ListParagraph"/>
-        <w:numPr>
-          <w:ilvl w:val="0"/>
-          <w:numId w:val="4"/>
-        </w:numPr>
-        <w:spacing w:after="60" w:before="60"/>
-      </w:pPr>
-      <w:r>
-        <w:rPr>
-          <w:rFonts w:ascii="Arial" w:cs="Arial" w:eastAsia="Arial" w:hAnsi="Arial"/>
-          <w:sz w:val="20"/>
-          <w:szCs w:val="20"/>
-        </w:rPr>
-        <w:t xml:space="preserve">When asked what kind of project, choose </w:t>
-      </w:r>
-      <w:r>
-        <w:rPr>
-          <w:rFonts w:ascii="Arial" w:cs="Arial" w:eastAsia="Arial" w:hAnsi="Arial"/>
-          <w:b/>
-          <w:bCs/>
-          <w:sz w:val="20"/>
-          <w:szCs w:val="20"/>
-        </w:rPr>
-        <w:t xml:space="preserve">book</w:t>
-      </w:r>
-      <w:r>
-        <w:rPr>
-          <w:rFonts w:ascii="Arial" w:cs="Arial" w:eastAsia="Arial" w:hAnsi="Arial"/>
-          <w:sz w:val="20"/>
-          <w:szCs w:val="20"/>
-        </w:rPr>
-        <w:t xml:space="preserve">. When asked where to put it, press </w:t>
-      </w:r>
-      <w:r>
-        <w:rPr>
-          <w:rFonts w:ascii="Arial" w:cs="Arial" w:eastAsia="Arial" w:hAnsi="Arial"/>
-          <w:b/>
-          <w:bCs/>
-          <w:sz w:val="20"/>
-          <w:szCs w:val="20"/>
-        </w:rPr>
-        <w:t xml:space="preserve">Enter</w:t>
-      </w:r>
-      <w:r>
-        <w:rPr>
-          <w:rFonts w:ascii="Arial" w:cs="Arial" w:eastAsia="Arial" w:hAnsi="Arial"/>
-          <w:sz w:val="20"/>
-          <w:szCs w:val="20"/>
-        </w:rPr>
-        <w:t xml:space="preserve"> to accept the default location.</w:t>
-      </w:r>
-    </w:p>
-    <w:p>
-      <w:pPr>
-        <w:pStyle w:val="ListParagraph"/>
-        <w:numPr>
-          <w:ilvl w:val="0"/>
-          <w:numId w:val="4"/>
-        </w:numPr>
-        <w:spacing w:after="60" w:before="60"/>
-      </w:pPr>
-      <w:r>
-        <w:rPr>
-          <w:rFonts w:ascii="Arial" w:cs="Arial" w:eastAsia="Arial" w:hAnsi="Arial"/>
-          <w:sz w:val="20"/>
-          <w:szCs w:val="20"/>
-        </w:rPr>
-        <w:t xml:space="preserve">The window reloads with a new project. Look for the </w:t>
-      </w:r>
-      <w:r>
-        <w:rPr>
-          <w:rFonts w:ascii="Consolas" w:cs="Consolas" w:eastAsia="Consolas" w:hAnsi="Consolas"/>
-          <w:sz w:val="20"/>
-          <w:szCs w:val="20"/>
-        </w:rPr>
-        <w:t xml:space="preserve">source</w:t>
-      </w:r>
-      <w:r>
-        <w:rPr>
-          <w:rFonts w:ascii="Arial" w:cs="Arial" w:eastAsia="Arial" w:hAnsi="Arial"/>
-          <w:sz w:val="20"/>
-          <w:szCs w:val="20"/>
-        </w:rPr>
-        <w:t xml:space="preserve"> folder on the left and click to expand it.</w:t>
-      </w:r>
-    </w:p>
-    <w:p>
-      <w:pPr>
-        <w:pStyle w:val="ListParagraph"/>
-        <w:numPr>
-          <w:ilvl w:val="0"/>
-          <w:numId w:val="4"/>
-        </w:numPr>
-        <w:spacing w:after="60" w:before="60"/>
-      </w:pPr>
-      <w:r>
-        <w:rPr>
-          <w:rFonts w:ascii="Arial" w:cs="Arial" w:eastAsia="Arial" w:hAnsi="Arial"/>
-          <w:sz w:val="20"/>
-          <w:szCs w:val="20"/>
-        </w:rPr>
-        <w:t xml:space="preserve">Find and open </w:t>
-      </w:r>
-      <w:r>
-        <w:rPr>
-          <w:rFonts w:ascii="Consolas" w:cs="Consolas" w:eastAsia="Consolas" w:hAnsi="Consolas"/>
-          <w:sz w:val="20"/>
-          <w:szCs w:val="20"/>
-        </w:rPr>
-        <w:t xml:space="preserve">main.ptx</w:t>
-      </w:r>
-      <w:r>
-        <w:rPr>
-          <w:rFonts w:ascii="Arial" w:cs="Arial" w:eastAsia="Arial" w:hAnsi="Arial"/>
-          <w:sz w:val="20"/>
-          <w:szCs w:val="20"/>
-        </w:rPr>
-        <w:t xml:space="preserve"> (or the first chapter file in </w:t>
-      </w:r>
-      <w:r>
-        <w:rPr>
-          <w:rFonts w:ascii="Consolas" w:cs="Consolas" w:eastAsia="Consolas" w:hAnsi="Consolas"/>
-          <w:sz w:val="20"/>
-          <w:szCs w:val="20"/>
-        </w:rPr>
-        <w:t xml:space="preserve">source/</w:t>
-      </w:r>
-      <w:r>
-        <w:rPr>
-          <w:rFonts w:ascii="Arial" w:cs="Arial" w:eastAsia="Arial" w:hAnsi="Arial"/>
-          <w:sz w:val="20"/>
-          <w:szCs w:val="20"/>
-        </w:rPr>
-        <w:t xml:space="preserve">). This is where your lesson will live.</w:t>
-      </w:r>
-    </w:p>
-    <w:tbl>
-      <w:tblPr>
-        <w:tblW w:type="dxa" w:w="9360"/>
-        <w:tblBorders>
-          <w:top w:val="single" w:color="4472C4" w:sz="8"/>
-          <w:left w:val="single" w:color="4472C4" w:sz="8"/>
-          <w:bottom w:val="single" w:color="4472C4" w:sz="8"/>
-          <w:right w:val="single" w:color="4472C4" w:sz="8"/>
-          <w:insideH w:val="none" w:color="FFFFFF" w:sz="0"/>
-          <w:insideV w:val="none" w:color="FFFFFF" w:sz="0"/>
-        </w:tblBorders>
-      </w:tblPr>
-      <w:tblGrid>
-        <w:gridCol w:w="9360"/>
-      </w:tblGrid>
-      <w:tr>
-        <w:trPr>
-          <w:cantSplit/>
-        </w:trPr>
-        <w:tc>
-          <w:tcPr>
-            <w:tcW w:type="dxa" w:w="9360"/>
-            <w:shd w:fill="E8F1FB" w:val="clear"/>
-            <w:tcMar>
-              <w:top w:type="dxa" w:w="160"/>
-              <w:left w:type="dxa" w:w="220"/>
-              <w:bottom w:type="dxa" w:w="160"/>
-              <w:right w:type="dxa" w:w="220"/>
-            </w:tcMar>
-          </w:tcPr>
-          <w:p>
-            <w:pPr>
-              <w:spacing w:after="100" w:before="0"/>
-            </w:pPr>
-            <w:r>
-              <w:rPr>
-                <w:rFonts w:ascii="Arial" w:cs="Arial" w:eastAsia="Arial" w:hAnsi="Arial"/>
-                <w:b/>
-                <w:bCs/>
-                <w:color w:val="1F3864"/>
-                <w:sz w:val="22"/>
-                <w:szCs w:val="22"/>
-              </w:rPr>
-              <w:t xml:space="preserve">Codespace tab says it stopped or went to sleep?</w:t>
-            </w:r>
-          </w:p>
-          <w:p>
-            <w:pPr>
-              <w:spacing w:after="80" w:before="80"/>
-            </w:pPr>
-            <w:r>
-              <w:rPr>
-                <w:rFonts w:ascii="Arial" w:cs="Arial" w:eastAsia="Arial" w:hAnsi="Arial"/>
-                <w:sz w:val="20"/>
-                <w:szCs w:val="20"/>
-              </w:rPr>
-              <w:t xml:space="preserve">No problem — just click the button to resume it. Waking a sleeping Codespace takes a few seconds, not the full 5–10 minutes. Your work is still there.</w:t>
-            </w:r>
-          </w:p>
-        </w:tc>
-      </w:tr>
-    </w:tbl>
-    <w:p>
-      <w:pPr>
-        <w:pStyle w:val="Heading2"/>
-        <w:keepNext/>
-        <w:spacing w:after="100" w:before="260"/>
-      </w:pPr>
-      <w:r>
-        <w:rPr>
-          <w:rFonts w:ascii="Arial" w:cs="Arial" w:eastAsia="Arial" w:hAnsi="Arial"/>
-          <w:b/>
-          <w:bCs/>
-          <w:color w:val="1F3864"/>
-          <w:sz w:val="26"/>
-          <w:szCs w:val="26"/>
-        </w:rPr>
-        <w:t xml:space="preserve">4. Make It Yours — Your Starter Lesson</w:t>
-      </w:r>
-    </w:p>
-    <w:p>
-      <w:pPr>
-        <w:spacing w:after="80" w:before="80"/>
-      </w:pPr>
-      <w:r>
-        <w:rPr>
-          <w:rFonts w:ascii="Arial" w:cs="Arial" w:eastAsia="Arial" w:hAnsi="Arial"/>
-          <w:sz w:val="20"/>
-          <w:szCs w:val="20"/>
-        </w:rPr>
-        <w:t xml:space="preserve">Inside </w:t>
-      </w:r>
-      <w:r>
-        <w:rPr>
-          <w:rFonts w:ascii="Consolas" w:cs="Consolas" w:eastAsia="Consolas" w:hAnsi="Consolas"/>
-          <w:sz w:val="20"/>
-          <w:szCs w:val="20"/>
-        </w:rPr>
-        <w:t xml:space="preserve">main.ptx</w:t>
-      </w:r>
-      <w:r>
-        <w:rPr>
-          <w:rFonts w:ascii="Arial" w:cs="Arial" w:eastAsia="Arial" w:hAnsi="Arial"/>
-          <w:sz w:val="20"/>
-          <w:szCs w:val="20"/>
-        </w:rPr>
-        <w:t xml:space="preserve">, find the first </w:t>
-      </w:r>
-      <w:r>
-        <w:rPr>
-          <w:rFonts w:ascii="Consolas" w:cs="Consolas" w:eastAsia="Consolas" w:hAnsi="Consolas"/>
-          <w:sz w:val="20"/>
-          <w:szCs w:val="20"/>
-        </w:rPr>
-        <w:t xml:space="preserve">&lt;section&gt;</w:t>
-      </w:r>
-      <w:r>
-        <w:rPr>
-          <w:rFonts w:ascii="Arial" w:cs="Arial" w:eastAsia="Arial" w:hAnsi="Arial"/>
-          <w:sz w:val="20"/>
-          <w:szCs w:val="20"/>
-        </w:rPr>
-        <w:t xml:space="preserve"> inside the first </w:t>
-      </w:r>
-      <w:r>
-        <w:rPr>
-          <w:rFonts w:ascii="Consolas" w:cs="Consolas" w:eastAsia="Consolas" w:hAnsi="Consolas"/>
-          <w:sz w:val="20"/>
-          <w:szCs w:val="20"/>
-        </w:rPr>
-        <w:t xml:space="preserve">&lt;chapter&gt;</w:t>
-      </w:r>
-      <w:r>
-        <w:rPr>
-          <w:rFonts w:ascii="Arial" w:cs="Arial" w:eastAsia="Arial" w:hAnsi="Arial"/>
-          <w:sz w:val="20"/>
-          <w:szCs w:val="20"/>
-        </w:rPr>
-        <w:t xml:space="preserve">. Replace everything between the opening and closing </w:t>
-      </w:r>
-      <w:r>
-        <w:rPr>
-          <w:rFonts w:ascii="Consolas" w:cs="Consolas" w:eastAsia="Consolas" w:hAnsi="Consolas"/>
-          <w:sz w:val="20"/>
-          <w:szCs w:val="20"/>
-        </w:rPr>
-        <w:t xml:space="preserve">&lt;section&gt;</w:t>
-      </w:r>
-      <w:r>
-        <w:rPr>
-          <w:rFonts w:ascii="Arial" w:cs="Arial" w:eastAsia="Arial" w:hAnsi="Arial"/>
-          <w:sz w:val="20"/>
-          <w:szCs w:val="20"/>
-        </w:rPr>
-        <w:t xml:space="preserve"> tags with the block below. Save the file (</w:t>
-      </w:r>
-      <w:r>
-        <w:rPr>
-          <w:rFonts w:ascii="Arial" w:cs="Arial" w:eastAsia="Arial" w:hAnsi="Arial"/>
-          <w:b/>
-          <w:bCs/>
-          <w:sz w:val="20"/>
-          <w:szCs w:val="20"/>
-        </w:rPr>
-        <w:t xml:space="preserve">Ctrl+S</w:t>
-      </w:r>
-      <w:r>
-        <w:rPr>
-          <w:rFonts w:ascii="Arial" w:cs="Arial" w:eastAsia="Arial" w:hAnsi="Arial"/>
-          <w:sz w:val="20"/>
-          <w:szCs w:val="20"/>
-        </w:rPr>
-        <w:t xml:space="preserve">).</w:t>
+        <w:t xml:space="preserve">Safety net: </w:t>
+      </w:r>
+      <w:r>
+        <w:rPr>
+          <w:rFonts w:ascii="Arial" w:cs="Arial" w:eastAsia="Arial" w:hAnsi="Arial"/>
+          <w:sz w:val="20"/>
+          <w:szCs w:val="20"/>
+        </w:rPr>
+        <w:t xml:space="preserve">if you get stuck for ideas, delete everything inside your section and paste the block below. Then change the topic to something you teach.</w:t>
       </w:r>
     </w:p>
     <w:tbl>
@@ -1902,7 +1370,7 @@
                 <w:sz w:val="17"/>
                 <w:szCs w:val="17"/>
               </w:rPr>
-              <w:t xml:space="preserve">&lt;title&gt;Right Triangles&lt;/title&gt;</w:t>
+              <w:t xml:space="preserve">&lt;title&gt;The Product and Quotient Rules&lt;/title&gt;</w:t>
             </w:r>
             <w:r>
               <w:br/>
@@ -1924,18 +1392,29 @@
                 <w:sz w:val="17"/>
                 <w:szCs w:val="17"/>
               </w:rPr>
-              <w:t xml:space="preserve">&lt;p&gt;This short lesson introduces right triangles and</w:t>
-            </w:r>
-            <w:r>
-              <w:br/>
-            </w:r>
-            <w:r>
-              <w:rPr>
-                <w:rFonts w:ascii="Consolas" w:cs="Consolas" w:eastAsia="Consolas" w:hAnsi="Consolas"/>
-                <w:sz w:val="17"/>
-                <w:szCs w:val="17"/>
-              </w:rPr>
-              <w:t xml:space="preserve">the Pythagorean theorem.&lt;/p&gt;</w:t>
+              <w:t xml:space="preserve">&lt;p&gt;When a function is built by multiplying or dividing</w:t>
+            </w:r>
+            <w:r>
+              <w:br/>
+            </w:r>
+            <w:r>
+              <w:rPr>
+                <w:rFonts w:ascii="Consolas" w:cs="Consolas" w:eastAsia="Consolas" w:hAnsi="Consolas"/>
+                <w:sz w:val="17"/>
+                <w:szCs w:val="17"/>
+              </w:rPr>
+              <w:t xml:space="preserve">two simpler functions, we cannot just multiply or</w:t>
+            </w:r>
+            <w:r>
+              <w:br/>
+            </w:r>
+            <w:r>
+              <w:rPr>
+                <w:rFonts w:ascii="Consolas" w:cs="Consolas" w:eastAsia="Consolas" w:hAnsi="Consolas"/>
+                <w:sz w:val="17"/>
+                <w:szCs w:val="17"/>
+              </w:rPr>
+              <w:t xml:space="preserve">divide their derivatives.&lt;/p&gt;</w:t>
             </w:r>
             <w:r>
               <w:br/>
@@ -1957,7 +1436,7 @@
                 <w:sz w:val="17"/>
                 <w:szCs w:val="17"/>
               </w:rPr>
-              <w:t xml:space="preserve">&lt;definition xml:id="def-right-triangle"&gt;</w:t>
+              <w:t xml:space="preserve">&lt;definition xml:id="def-product-rule"&gt;</w:t>
             </w:r>
             <w:r>
               <w:br/>
@@ -1979,18 +1458,62 @@
                 <w:sz w:val="17"/>
                 <w:szCs w:val="17"/>
               </w:rPr>
-              <w:t xml:space="preserve">    &lt;p&gt;A &lt;term&gt;right triangle&lt;/term&gt; is a triangle</w:t>
-            </w:r>
-            <w:r>
-              <w:br/>
-            </w:r>
-            <w:r>
-              <w:rPr>
-                <w:rFonts w:ascii="Consolas" w:cs="Consolas" w:eastAsia="Consolas" w:hAnsi="Consolas"/>
-                <w:sz w:val="17"/>
-                <w:szCs w:val="17"/>
-              </w:rPr>
-              <w:t xml:space="preserve">    with one angle measuring exactly 90 degrees.&lt;/p&gt;</w:t>
+              <w:t xml:space="preserve">    &lt;p&gt;The &lt;term&gt;product rule&lt;/term&gt; states that if</w:t>
+            </w:r>
+            <w:r>
+              <w:br/>
+            </w:r>
+            <w:r>
+              <w:rPr>
+                <w:rFonts w:ascii="Consolas" w:cs="Consolas" w:eastAsia="Consolas" w:hAnsi="Consolas"/>
+                <w:sz w:val="17"/>
+                <w:szCs w:val="17"/>
+              </w:rPr>
+              <w:t xml:space="preserve">    &lt;m&gt;f&lt;/m&gt; and &lt;m&gt;g&lt;/m&gt; are differentiable, then</w:t>
+            </w:r>
+            <w:r>
+              <w:br/>
+            </w:r>
+            <w:r>
+              <w:rPr>
+                <w:rFonts w:ascii="Consolas" w:cs="Consolas" w:eastAsia="Consolas" w:hAnsi="Consolas"/>
+                <w:sz w:val="17"/>
+                <w:szCs w:val="17"/>
+              </w:rPr>
+              <w:t xml:space="preserve">    &lt;me&gt;</w:t>
+            </w:r>
+            <w:r>
+              <w:br/>
+            </w:r>
+            <w:r>
+              <w:rPr>
+                <w:rFonts w:ascii="Consolas" w:cs="Consolas" w:eastAsia="Consolas" w:hAnsi="Consolas"/>
+                <w:sz w:val="17"/>
+                <w:szCs w:val="17"/>
+              </w:rPr>
+              <w:t xml:space="preserve">      \frac{d}{dx}\bigl[f(x)\,g(x)\bigr]</w:t>
+            </w:r>
+            <w:r>
+              <w:br/>
+            </w:r>
+            <w:r>
+              <w:rPr>
+                <w:rFonts w:ascii="Consolas" w:cs="Consolas" w:eastAsia="Consolas" w:hAnsi="Consolas"/>
+                <w:sz w:val="17"/>
+                <w:szCs w:val="17"/>
+              </w:rPr>
+              <w:t xml:space="preserve">      = f'(x)\,g(x) + f(x)\,g'(x).</w:t>
+            </w:r>
+            <w:r>
+              <w:br/>
+            </w:r>
+            <w:r>
+              <w:rPr>
+                <w:rFonts w:ascii="Consolas" w:cs="Consolas" w:eastAsia="Consolas" w:hAnsi="Consolas"/>
+                <w:sz w:val="17"/>
+                <w:szCs w:val="17"/>
+              </w:rPr>
+              <w:t xml:space="preserve">    &lt;/me&gt;&lt;/p&gt;</w:t>
             </w:r>
             <w:r>
               <w:br/>
@@ -2034,29 +1557,128 @@
                 <w:sz w:val="17"/>
                 <w:szCs w:val="17"/>
               </w:rPr>
-              <w:t xml:space="preserve">&lt;p&gt;The Pythagorean theorem states that</w:t>
-            </w:r>
-            <w:r>
-              <w:br/>
-            </w:r>
-            <w:r>
-              <w:rPr>
-                <w:rFonts w:ascii="Consolas" w:cs="Consolas" w:eastAsia="Consolas" w:hAnsi="Consolas"/>
-                <w:sz w:val="17"/>
-                <w:szCs w:val="17"/>
-              </w:rPr>
-              <w:t xml:space="preserve">&lt;m&gt;a^2 + b^2 = c^2&lt;/m&gt;, where &lt;m&gt;c&lt;/m&gt; is the</w:t>
-            </w:r>
-            <w:r>
-              <w:br/>
-            </w:r>
-            <w:r>
-              <w:rPr>
-                <w:rFonts w:ascii="Consolas" w:cs="Consolas" w:eastAsia="Consolas" w:hAnsi="Consolas"/>
-                <w:sz w:val="17"/>
-                <w:szCs w:val="17"/>
-              </w:rPr>
-              <w:t xml:space="preserve">length of the hypotenuse.&lt;/p&gt;</w:t>
+              <w:t xml:space="preserve">&lt;example&gt;</w:t>
+            </w:r>
+            <w:r>
+              <w:br/>
+            </w:r>
+            <w:r>
+              <w:rPr>
+                <w:rFonts w:ascii="Consolas" w:cs="Consolas" w:eastAsia="Consolas" w:hAnsi="Consolas"/>
+                <w:sz w:val="17"/>
+                <w:szCs w:val="17"/>
+              </w:rPr>
+              <w:t xml:space="preserve">  &lt;title&gt;Applying the product rule&lt;/title&gt;</w:t>
+            </w:r>
+            <w:r>
+              <w:br/>
+            </w:r>
+            <w:r>
+              <w:rPr>
+                <w:rFonts w:ascii="Consolas" w:cs="Consolas" w:eastAsia="Consolas" w:hAnsi="Consolas"/>
+                <w:sz w:val="17"/>
+                <w:szCs w:val="17"/>
+              </w:rPr>
+              <w:t xml:space="preserve">  &lt;statement&gt;</w:t>
+            </w:r>
+            <w:r>
+              <w:br/>
+            </w:r>
+            <w:r>
+              <w:rPr>
+                <w:rFonts w:ascii="Consolas" w:cs="Consolas" w:eastAsia="Consolas" w:hAnsi="Consolas"/>
+                <w:sz w:val="17"/>
+                <w:szCs w:val="17"/>
+              </w:rPr>
+              <w:t xml:space="preserve">    &lt;p&gt;Find the derivative of</w:t>
+            </w:r>
+            <w:r>
+              <w:br/>
+            </w:r>
+            <w:r>
+              <w:rPr>
+                <w:rFonts w:ascii="Consolas" w:cs="Consolas" w:eastAsia="Consolas" w:hAnsi="Consolas"/>
+                <w:sz w:val="17"/>
+                <w:szCs w:val="17"/>
+              </w:rPr>
+              <w:t xml:space="preserve">    &lt;m&gt;h(x) = x^2 \sin(x)&lt;/m&gt;.&lt;/p&gt;</w:t>
+            </w:r>
+            <w:r>
+              <w:br/>
+            </w:r>
+            <w:r>
+              <w:rPr>
+                <w:rFonts w:ascii="Consolas" w:cs="Consolas" w:eastAsia="Consolas" w:hAnsi="Consolas"/>
+                <w:sz w:val="17"/>
+                <w:szCs w:val="17"/>
+              </w:rPr>
+              <w:t xml:space="preserve">  &lt;/statement&gt;</w:t>
+            </w:r>
+            <w:r>
+              <w:br/>
+            </w:r>
+            <w:r>
+              <w:rPr>
+                <w:rFonts w:ascii="Consolas" w:cs="Consolas" w:eastAsia="Consolas" w:hAnsi="Consolas"/>
+                <w:sz w:val="17"/>
+                <w:szCs w:val="17"/>
+              </w:rPr>
+              <w:t xml:space="preserve">  &lt;solution&gt;</w:t>
+            </w:r>
+            <w:r>
+              <w:br/>
+            </w:r>
+            <w:r>
+              <w:rPr>
+                <w:rFonts w:ascii="Consolas" w:cs="Consolas" w:eastAsia="Consolas" w:hAnsi="Consolas"/>
+                <w:sz w:val="17"/>
+                <w:szCs w:val="17"/>
+              </w:rPr>
+              <w:t xml:space="preserve">    &lt;p&gt;Let &lt;m&gt;f(x) = x^2&lt;/m&gt; and</w:t>
+            </w:r>
+            <w:r>
+              <w:br/>
+            </w:r>
+            <w:r>
+              <w:rPr>
+                <w:rFonts w:ascii="Consolas" w:cs="Consolas" w:eastAsia="Consolas" w:hAnsi="Consolas"/>
+                <w:sz w:val="17"/>
+                <w:szCs w:val="17"/>
+              </w:rPr>
+              <w:t xml:space="preserve">    &lt;m&gt;g(x) = \sin(x)&lt;/m&gt;. Then</w:t>
+            </w:r>
+            <w:r>
+              <w:br/>
+            </w:r>
+            <w:r>
+              <w:rPr>
+                <w:rFonts w:ascii="Consolas" w:cs="Consolas" w:eastAsia="Consolas" w:hAnsi="Consolas"/>
+                <w:sz w:val="17"/>
+                <w:szCs w:val="17"/>
+              </w:rPr>
+              <w:t xml:space="preserve">    &lt;me&gt;h'(x) = 2x \sin(x) + x^2 \cos(x).&lt;/me&gt;&lt;/p&gt;</w:t>
+            </w:r>
+            <w:r>
+              <w:br/>
+            </w:r>
+            <w:r>
+              <w:rPr>
+                <w:rFonts w:ascii="Consolas" w:cs="Consolas" w:eastAsia="Consolas" w:hAnsi="Consolas"/>
+                <w:sz w:val="17"/>
+                <w:szCs w:val="17"/>
+              </w:rPr>
+              <w:t xml:space="preserve">  &lt;/solution&gt;</w:t>
+            </w:r>
+            <w:r>
+              <w:br/>
+            </w:r>
+            <w:r>
+              <w:rPr>
+                <w:rFonts w:ascii="Consolas" w:cs="Consolas" w:eastAsia="Consolas" w:hAnsi="Consolas"/>
+                <w:sz w:val="17"/>
+                <w:szCs w:val="17"/>
+              </w:rPr>
+              <w:t xml:space="preserve">&lt;/example&gt;</w:t>
             </w:r>
             <w:r>
               <w:br/>
@@ -2078,18 +1700,7 @@
                 <w:sz w:val="17"/>
                 <w:szCs w:val="17"/>
               </w:rPr>
-              <w:t xml:space="preserve">&lt;example&gt;</w:t>
-            </w:r>
-            <w:r>
-              <w:br/>
-            </w:r>
-            <w:r>
-              <w:rPr>
-                <w:rFonts w:ascii="Consolas" w:cs="Consolas" w:eastAsia="Consolas" w:hAnsi="Consolas"/>
-                <w:sz w:val="17"/>
-                <w:szCs w:val="17"/>
-              </w:rPr>
-              <w:t xml:space="preserve">  &lt;title&gt;A 3-4-5 triangle&lt;/title&gt;</w:t>
+              <w:t xml:space="preserve">&lt;exercise&gt;</w:t>
             </w:r>
             <w:r>
               <w:br/>
@@ -2111,18 +1722,29 @@
                 <w:sz w:val="17"/>
                 <w:szCs w:val="17"/>
               </w:rPr>
-              <w:t xml:space="preserve">    &lt;p&gt;Show that a triangle with sides 3, 4, and 5</w:t>
-            </w:r>
-            <w:r>
-              <w:br/>
-            </w:r>
-            <w:r>
-              <w:rPr>
-                <w:rFonts w:ascii="Consolas" w:cs="Consolas" w:eastAsia="Consolas" w:hAnsi="Consolas"/>
-                <w:sz w:val="17"/>
-                <w:szCs w:val="17"/>
-              </w:rPr>
-              <w:t xml:space="preserve">    is a right triangle.&lt;/p&gt;</w:t>
+              <w:t xml:space="preserve">    &lt;p&gt;Use the product rule</w:t>
+            </w:r>
+            <w:r>
+              <w:br/>
+            </w:r>
+            <w:r>
+              <w:rPr>
+                <w:rFonts w:ascii="Consolas" w:cs="Consolas" w:eastAsia="Consolas" w:hAnsi="Consolas"/>
+                <w:sz w:val="17"/>
+                <w:szCs w:val="17"/>
+              </w:rPr>
+              <w:t xml:space="preserve">    (see &lt;xref ref="def-product-rule"/&gt;) to find</w:t>
+            </w:r>
+            <w:r>
+              <w:br/>
+            </w:r>
+            <w:r>
+              <w:rPr>
+                <w:rFonts w:ascii="Consolas" w:cs="Consolas" w:eastAsia="Consolas" w:hAnsi="Consolas"/>
+                <w:sz w:val="17"/>
+                <w:szCs w:val="17"/>
+              </w:rPr>
+              <w:t xml:space="preserve">    the derivative of &lt;m&gt;p(x) = x^3 e^x&lt;/m&gt;.&lt;/p&gt;</w:t>
             </w:r>
             <w:r>
               <w:br/>
@@ -2144,150 +1766,7 @@
                 <w:sz w:val="17"/>
                 <w:szCs w:val="17"/>
               </w:rPr>
-              <w:t xml:space="preserve">  &lt;solution&gt;</w:t>
-            </w:r>
-            <w:r>
-              <w:br/>
-            </w:r>
-            <w:r>
-              <w:rPr>
-                <w:rFonts w:ascii="Consolas" w:cs="Consolas" w:eastAsia="Consolas" w:hAnsi="Consolas"/>
-                <w:sz w:val="17"/>
-                <w:szCs w:val="17"/>
-              </w:rPr>
-              <w:t xml:space="preserve">    &lt;p&gt;Check: &lt;m&gt;3^2 + 4^2 = 9 + 16 = 25 = 5^2&lt;/m&gt;.&lt;/p&gt;</w:t>
-            </w:r>
-            <w:r>
-              <w:br/>
-            </w:r>
-            <w:r>
-              <w:rPr>
-                <w:rFonts w:ascii="Consolas" w:cs="Consolas" w:eastAsia="Consolas" w:hAnsi="Consolas"/>
-                <w:sz w:val="17"/>
-                <w:szCs w:val="17"/>
-              </w:rPr>
-              <w:t xml:space="preserve">  &lt;/solution&gt;</w:t>
-            </w:r>
-            <w:r>
-              <w:br/>
-            </w:r>
-            <w:r>
-              <w:rPr>
-                <w:rFonts w:ascii="Consolas" w:cs="Consolas" w:eastAsia="Consolas" w:hAnsi="Consolas"/>
-                <w:sz w:val="17"/>
-                <w:szCs w:val="17"/>
-              </w:rPr>
-              <w:t xml:space="preserve">&lt;/example&gt;</w:t>
-            </w:r>
-            <w:r>
-              <w:br/>
-            </w:r>
-            <w:r>
-              <w:rPr>
-                <w:rFonts w:ascii="Consolas" w:cs="Consolas" w:eastAsia="Consolas" w:hAnsi="Consolas"/>
-                <w:sz w:val="17"/>
-                <w:szCs w:val="17"/>
-              </w:rPr>
-              <w:t xml:space="preserve"> </w:t>
-            </w:r>
-            <w:r>
-              <w:br/>
-            </w:r>
-            <w:r>
-              <w:rPr>
-                <w:rFonts w:ascii="Consolas" w:cs="Consolas" w:eastAsia="Consolas" w:hAnsi="Consolas"/>
-                <w:sz w:val="17"/>
-                <w:szCs w:val="17"/>
-              </w:rPr>
-              <w:t xml:space="preserve">&lt;exercise&gt;</w:t>
-            </w:r>
-            <w:r>
-              <w:br/>
-            </w:r>
-            <w:r>
-              <w:rPr>
-                <w:rFonts w:ascii="Consolas" w:cs="Consolas" w:eastAsia="Consolas" w:hAnsi="Consolas"/>
-                <w:sz w:val="17"/>
-                <w:szCs w:val="17"/>
-              </w:rPr>
-              <w:t xml:space="preserve">  &lt;statement&gt;</w:t>
-            </w:r>
-            <w:r>
-              <w:br/>
-            </w:r>
-            <w:r>
-              <w:rPr>
-                <w:rFonts w:ascii="Consolas" w:cs="Consolas" w:eastAsia="Consolas" w:hAnsi="Consolas"/>
-                <w:sz w:val="17"/>
-                <w:szCs w:val="17"/>
-              </w:rPr>
-              <w:t xml:space="preserve">    &lt;p&gt;Find the length of the hypotenuse of a right</w:t>
-            </w:r>
-            <w:r>
-              <w:br/>
-            </w:r>
-            <w:r>
-              <w:rPr>
-                <w:rFonts w:ascii="Consolas" w:cs="Consolas" w:eastAsia="Consolas" w:hAnsi="Consolas"/>
-                <w:sz w:val="17"/>
-                <w:szCs w:val="17"/>
-              </w:rPr>
-              <w:t xml:space="preserve">    triangle with legs of length 5 and 12.&lt;/p&gt;</w:t>
-            </w:r>
-            <w:r>
-              <w:br/>
-            </w:r>
-            <w:r>
-              <w:rPr>
-                <w:rFonts w:ascii="Consolas" w:cs="Consolas" w:eastAsia="Consolas" w:hAnsi="Consolas"/>
-                <w:sz w:val="17"/>
-                <w:szCs w:val="17"/>
-              </w:rPr>
-              <w:t xml:space="preserve">  &lt;/statement&gt;</w:t>
-            </w:r>
-            <w:r>
-              <w:br/>
-            </w:r>
-            <w:r>
-              <w:rPr>
-                <w:rFonts w:ascii="Consolas" w:cs="Consolas" w:eastAsia="Consolas" w:hAnsi="Consolas"/>
-                <w:sz w:val="17"/>
-                <w:szCs w:val="17"/>
-              </w:rPr>
               <w:t xml:space="preserve">&lt;/exercise&gt;</w:t>
-            </w:r>
-            <w:r>
-              <w:br/>
-            </w:r>
-            <w:r>
-              <w:rPr>
-                <w:rFonts w:ascii="Consolas" w:cs="Consolas" w:eastAsia="Consolas" w:hAnsi="Consolas"/>
-                <w:sz w:val="17"/>
-                <w:szCs w:val="17"/>
-              </w:rPr>
-              <w:t xml:space="preserve"> </w:t>
-            </w:r>
-            <w:r>
-              <w:br/>
-            </w:r>
-            <w:r>
-              <w:rPr>
-                <w:rFonts w:ascii="Consolas" w:cs="Consolas" w:eastAsia="Consolas" w:hAnsi="Consolas"/>
-                <w:sz w:val="17"/>
-                <w:szCs w:val="17"/>
-              </w:rPr>
-              <w:t xml:space="preserve">&lt;p&gt;For a reminder of the terminology,</w:t>
-            </w:r>
-            <w:r>
-              <w:br/>
-            </w:r>
-            <w:r>
-              <w:rPr>
-                <w:rFonts w:ascii="Consolas" w:cs="Consolas" w:eastAsia="Consolas" w:hAnsi="Consolas"/>
-                <w:sz w:val="17"/>
-                <w:szCs w:val="17"/>
-              </w:rPr>
-              <w:t xml:space="preserve">see &lt;xref ref="def-right-triangle"/&gt;.&lt;/p&gt;</w:t>
             </w:r>
           </w:p>
         </w:tc>
@@ -2349,7 +1828,7 @@
                 <w:sz w:val="20"/>
                 <w:szCs w:val="20"/>
               </w:rPr>
-              <w:t xml:space="preserve">Change the chapter title. Rename the section. Swap the topic for something you actually teach — replace the definition with your own, rewrite the example, change the exercise. The structure stays the same. The content is yours.</w:t>
+              <w:t xml:space="preserve">Change the title. Swap the topic for something you actually teach. Replace the definition with your own. Rewrite the example. Change the exercise. The structure stays the same — the content is yours.</w:t>
             </w:r>
           </w:p>
         </w:tc>
@@ -2359,6 +1838,7 @@
       <w:pPr>
         <w:pStyle w:val="Heading2"/>
         <w:keepNext/>
+        <w:pageBreakBefore/>
         <w:spacing w:after="100" w:before="260"/>
       </w:pPr>
       <w:r>
@@ -2370,20 +1850,25 @@
           <w:sz w:val="26"/>
           <w:szCs w:val="26"/>
         </w:rPr>
-        <w:t xml:space="preserve">5. Build, View, Deploy</w:t>
-      </w:r>
-    </w:p>
-    <w:p>
-      <w:pPr>
-        <w:spacing w:after="80" w:before="80"/>
-      </w:pPr>
-      <w:r>
-        <w:rPr>
-          <w:rFonts w:ascii="Arial" w:cs="Arial" w:eastAsia="Arial" w:hAnsi="Arial"/>
-          <w:sz w:val="20"/>
-          <w:szCs w:val="20"/>
-        </w:rPr>
-        <w:t xml:space="preserve">Find the </w:t>
+        <w:t xml:space="preserve">5. Share Your Lesson</w:t>
+      </w:r>
+    </w:p>
+    <w:p>
+      <w:pPr>
+        <w:pStyle w:val="ListParagraph"/>
+        <w:numPr>
+          <w:ilvl w:val="0"/>
+          <w:numId w:val="2"/>
+        </w:numPr>
+        <w:spacing w:after="60" w:before="60"/>
+      </w:pPr>
+      <w:r>
+        <w:rPr>
+          <w:rFonts w:ascii="Arial" w:cs="Arial" w:eastAsia="Arial" w:hAnsi="Arial"/>
+          <w:sz w:val="20"/>
+          <w:szCs w:val="20"/>
+        </w:rPr>
+        <w:t xml:space="preserve">When you're happy with your lesson, save one more time (</w:t>
       </w:r>
       <w:r>
         <w:rPr>
@@ -2393,46 +1878,51 @@
           <w:sz w:val="20"/>
           <w:szCs w:val="20"/>
         </w:rPr>
-        <w:t xml:space="preserve">▷ PreTeXt</w:t>
-      </w:r>
-      <w:r>
-        <w:rPr>
-          <w:rFonts w:ascii="Arial" w:cs="Arial" w:eastAsia="Arial" w:hAnsi="Arial"/>
-          <w:sz w:val="20"/>
-          <w:szCs w:val="20"/>
-        </w:rPr>
-        <w:t xml:space="preserve"> button in the blue bar at the very bottom of the Codespace window. That button is your control panel.</w:t>
-      </w:r>
-    </w:p>
-    <w:p>
-      <w:pPr>
-        <w:pStyle w:val="Heading3"/>
-        <w:keepNext/>
-        <w:spacing w:after="60" w:before="160"/>
-      </w:pPr>
+        <w:t xml:space="preserve">Ctrl+S</w:t>
+      </w:r>
+      <w:r>
+        <w:rPr>
+          <w:rFonts w:ascii="Arial" w:cs="Arial" w:eastAsia="Arial" w:hAnsi="Arial"/>
+          <w:sz w:val="20"/>
+          <w:szCs w:val="20"/>
+        </w:rPr>
+        <w:t xml:space="preserve">) and click </w:t>
+      </w:r>
       <w:r>
         <w:rPr>
           <w:rFonts w:ascii="Arial" w:cs="Arial" w:eastAsia="Arial" w:hAnsi="Arial"/>
           <w:b/>
           <w:bCs/>
-          <w:color w:val="2E5395"/>
-          <w:sz w:val="22"/>
-          <w:szCs w:val="22"/>
-        </w:rPr>
-        <w:t xml:space="preserve">Build — turn your source into a webpage</w:t>
-      </w:r>
-    </w:p>
-    <w:p>
-      <w:pPr>
-        <w:spacing w:after="80" w:before="80"/>
-      </w:pPr>
-      <w:r>
-        <w:rPr>
-          <w:rFonts w:ascii="Arial" w:cs="Arial" w:eastAsia="Arial" w:hAnsi="Arial"/>
-          <w:sz w:val="20"/>
-          <w:szCs w:val="20"/>
-        </w:rPr>
-        <w:t xml:space="preserve">Click </w:t>
+          <w:sz w:val="20"/>
+          <w:szCs w:val="20"/>
+        </w:rPr>
+        <w:t xml:space="preserve">Back to projects</w:t>
+      </w:r>
+      <w:r>
+        <w:rPr>
+          <w:rFonts w:ascii="Arial" w:cs="Arial" w:eastAsia="Arial" w:hAnsi="Arial"/>
+          <w:sz w:val="20"/>
+          <w:szCs w:val="20"/>
+        </w:rPr>
+        <w:t xml:space="preserve"> (or the Projects link in the top nav).</w:t>
+      </w:r>
+    </w:p>
+    <w:p>
+      <w:pPr>
+        <w:pStyle w:val="ListParagraph"/>
+        <w:numPr>
+          <w:ilvl w:val="0"/>
+          <w:numId w:val="2"/>
+        </w:numPr>
+        <w:spacing w:after="60" w:before="60"/>
+      </w:pPr>
+      <w:r>
+        <w:rPr>
+          <w:rFonts w:ascii="Arial" w:cs="Arial" w:eastAsia="Arial" w:hAnsi="Arial"/>
+          <w:sz w:val="20"/>
+          <w:szCs w:val="20"/>
+        </w:rPr>
+        <w:t xml:space="preserve">Click your project to open its page. Click </w:t>
       </w:r>
       <w:r>
         <w:rPr>
@@ -2442,193 +1932,51 @@
           <w:sz w:val="20"/>
           <w:szCs w:val="20"/>
         </w:rPr>
-        <w:t xml:space="preserve">▷ PreTeXt</w:t>
-      </w:r>
-      <w:r>
-        <w:rPr>
-          <w:rFonts w:ascii="Arial" w:cs="Arial" w:eastAsia="Arial" w:hAnsi="Arial"/>
-          <w:sz w:val="20"/>
-          <w:szCs w:val="20"/>
-        </w:rPr>
-        <w:t xml:space="preserve"> → </w:t>
-      </w:r>
-      <w:r>
-        <w:rPr>
-          <w:rFonts w:ascii="Arial" w:cs="Arial" w:eastAsia="Arial" w:hAnsi="Arial"/>
-          <w:b/>
-          <w:bCs/>
-          <w:sz w:val="20"/>
-          <w:szCs w:val="20"/>
-        </w:rPr>
-        <w:t xml:space="preserve">Build default target</w:t>
-      </w:r>
-      <w:r>
-        <w:rPr>
-          <w:rFonts w:ascii="Arial" w:cs="Arial" w:eastAsia="Arial" w:hAnsi="Arial"/>
-          <w:sz w:val="20"/>
-          <w:szCs w:val="20"/>
-        </w:rPr>
-        <w:t xml:space="preserve">. Wait for the terminal to finish. </w:t>
-      </w:r>
-      <w:r>
-        <w:rPr>
-          <w:rFonts w:ascii="Arial" w:cs="Arial" w:eastAsia="Arial" w:hAnsi="Arial"/>
-          <w:i/>
-          <w:iCs/>
-          <w:sz w:val="20"/>
-          <w:szCs w:val="20"/>
-        </w:rPr>
-        <w:t xml:space="preserve">You must Build again every time you change your source.</w:t>
-      </w:r>
-    </w:p>
-    <w:p>
-      <w:pPr>
-        <w:pStyle w:val="Heading3"/>
-        <w:keepNext/>
-        <w:spacing w:after="60" w:before="160"/>
-      </w:pPr>
-      <w:r>
-        <w:rPr>
-          <w:rFonts w:ascii="Arial" w:cs="Arial" w:eastAsia="Arial" w:hAnsi="Arial"/>
-          <w:b/>
-          <w:bCs/>
-          <w:color w:val="2E5395"/>
-          <w:sz w:val="22"/>
-          <w:szCs w:val="22"/>
-        </w:rPr>
-        <w:t xml:space="preserve">View — preview your webpage</w:t>
-      </w:r>
-    </w:p>
-    <w:p>
-      <w:pPr>
-        <w:spacing w:after="80" w:before="80"/>
-      </w:pPr>
-      <w:r>
-        <w:rPr>
-          <w:rFonts w:ascii="Arial" w:cs="Arial" w:eastAsia="Arial" w:hAnsi="Arial"/>
-          <w:sz w:val="20"/>
-          <w:szCs w:val="20"/>
-        </w:rPr>
-        <w:t xml:space="preserve">Click </w:t>
-      </w:r>
-      <w:r>
-        <w:rPr>
-          <w:rFonts w:ascii="Arial" w:cs="Arial" w:eastAsia="Arial" w:hAnsi="Arial"/>
-          <w:b/>
-          <w:bCs/>
-          <w:sz w:val="20"/>
-          <w:szCs w:val="20"/>
-        </w:rPr>
-        <w:t xml:space="preserve">▷ PreTeXt</w:t>
-      </w:r>
-      <w:r>
-        <w:rPr>
-          <w:rFonts w:ascii="Arial" w:cs="Arial" w:eastAsia="Arial" w:hAnsi="Arial"/>
-          <w:sz w:val="20"/>
-          <w:szCs w:val="20"/>
-        </w:rPr>
-        <w:t xml:space="preserve"> → </w:t>
-      </w:r>
-      <w:r>
-        <w:rPr>
-          <w:rFonts w:ascii="Arial" w:cs="Arial" w:eastAsia="Arial" w:hAnsi="Arial"/>
-          <w:b/>
-          <w:bCs/>
-          <w:sz w:val="20"/>
-          <w:szCs w:val="20"/>
-        </w:rPr>
-        <w:t xml:space="preserve">View</w:t>
-      </w:r>
-      <w:r>
-        <w:rPr>
-          <w:rFonts w:ascii="Arial" w:cs="Arial" w:eastAsia="Arial" w:hAnsi="Arial"/>
-          <w:sz w:val="20"/>
-          <w:szCs w:val="20"/>
-        </w:rPr>
-        <w:t xml:space="preserve">. A preview tab opens. After every edit, Build again and refresh the preview.</w:t>
-      </w:r>
-    </w:p>
-    <w:p>
-      <w:pPr>
-        <w:pStyle w:val="Heading3"/>
-        <w:keepNext/>
-        <w:spacing w:after="60" w:before="160"/>
-      </w:pPr>
-      <w:r>
-        <w:rPr>
-          <w:rFonts w:ascii="Arial" w:cs="Arial" w:eastAsia="Arial" w:hAnsi="Arial"/>
-          <w:b/>
-          <w:bCs/>
-          <w:color w:val="2E5395"/>
-          <w:sz w:val="22"/>
-          <w:szCs w:val="22"/>
-        </w:rPr>
-        <w:t xml:space="preserve">Deploy — publish to a public URL</w:t>
-      </w:r>
-    </w:p>
-    <w:p>
-      <w:pPr>
-        <w:spacing w:after="80" w:before="80"/>
-      </w:pPr>
-      <w:r>
-        <w:rPr>
-          <w:rFonts w:ascii="Arial" w:cs="Arial" w:eastAsia="Arial" w:hAnsi="Arial"/>
-          <w:sz w:val="20"/>
-          <w:szCs w:val="20"/>
-        </w:rPr>
-        <w:t xml:space="preserve">Click </w:t>
-      </w:r>
-      <w:r>
-        <w:rPr>
-          <w:rFonts w:ascii="Arial" w:cs="Arial" w:eastAsia="Arial" w:hAnsi="Arial"/>
-          <w:b/>
-          <w:bCs/>
-          <w:sz w:val="20"/>
-          <w:szCs w:val="20"/>
-        </w:rPr>
-        <w:t xml:space="preserve">▷ PreTeXt</w:t>
-      </w:r>
-      <w:r>
-        <w:rPr>
-          <w:rFonts w:ascii="Arial" w:cs="Arial" w:eastAsia="Arial" w:hAnsi="Arial"/>
-          <w:sz w:val="20"/>
-          <w:szCs w:val="20"/>
-        </w:rPr>
-        <w:t xml:space="preserve"> → </w:t>
-      </w:r>
-      <w:r>
-        <w:rPr>
-          <w:rFonts w:ascii="Arial" w:cs="Arial" w:eastAsia="Arial" w:hAnsi="Arial"/>
-          <w:b/>
-          <w:bCs/>
-          <w:sz w:val="20"/>
-          <w:szCs w:val="20"/>
-        </w:rPr>
-        <w:t xml:space="preserve">Deploy</w:t>
-      </w:r>
-      <w:r>
-        <w:rPr>
-          <w:rFonts w:ascii="Arial" w:cs="Arial" w:eastAsia="Arial" w:hAnsi="Arial"/>
-          <w:sz w:val="20"/>
-          <w:szCs w:val="20"/>
-        </w:rPr>
-        <w:t xml:space="preserve">. Watch the terminal for your </w:t>
-      </w:r>
-      <w:r>
-        <w:rPr>
-          <w:rFonts w:ascii="Consolas" w:cs="Consolas" w:eastAsia="Consolas" w:hAnsi="Consolas"/>
-          <w:sz w:val="20"/>
-          <w:szCs w:val="20"/>
-        </w:rPr>
-        <w:t xml:space="preserve">github.io</w:t>
-      </w:r>
-      <w:r>
-        <w:rPr>
-          <w:rFonts w:ascii="Arial" w:cs="Arial" w:eastAsia="Arial" w:hAnsi="Arial"/>
-          <w:sz w:val="20"/>
-          <w:szCs w:val="20"/>
-        </w:rPr>
-        <w:t xml:space="preserve"> link. It may take a few minutes after the command finishes before the site is actually live.</w:t>
+        <w:t xml:space="preserve">Sharable link</w:t>
+      </w:r>
+      <w:r>
+        <w:rPr>
+          <w:rFonts w:ascii="Arial" w:cs="Arial" w:eastAsia="Arial" w:hAnsi="Arial"/>
+          <w:sz w:val="20"/>
+          <w:szCs w:val="20"/>
+        </w:rPr>
+        <w:t xml:space="preserve">.</w:t>
+      </w:r>
+    </w:p>
+    <w:p>
+      <w:pPr>
+        <w:pStyle w:val="ListParagraph"/>
+        <w:numPr>
+          <w:ilvl w:val="0"/>
+          <w:numId w:val="2"/>
+        </w:numPr>
+        <w:spacing w:after="60" w:before="60"/>
+      </w:pPr>
+      <w:r>
+        <w:rPr>
+          <w:rFonts w:ascii="Arial" w:cs="Arial" w:eastAsia="Arial" w:hAnsi="Arial"/>
+          <w:sz w:val="20"/>
+          <w:szCs w:val="20"/>
+        </w:rPr>
+        <w:t xml:space="preserve">Copy the URL from your browser's address bar. This is your public link — anyone with it can see your lesson.</w:t>
+      </w:r>
+    </w:p>
+    <w:p>
+      <w:pPr>
+        <w:pStyle w:val="ListParagraph"/>
+        <w:numPr>
+          <w:ilvl w:val="0"/>
+          <w:numId w:val="2"/>
+        </w:numPr>
+        <w:spacing w:after="60" w:before="60"/>
+      </w:pPr>
+      <w:r>
+        <w:rPr>
+          <w:rFonts w:ascii="Arial" w:cs="Arial" w:eastAsia="Arial" w:hAnsi="Arial"/>
+          <w:sz w:val="20"/>
+          <w:szCs w:val="20"/>
+        </w:rPr>
+        <w:t xml:space="preserve">Paste your URL in the shared document the facilitator has open.</w:t>
       </w:r>
     </w:p>
     <w:tbl>
@@ -2692,7 +2040,7 @@
                 <w:sz w:val="20"/>
                 <w:szCs w:val="20"/>
               </w:rPr>
-              <w:t xml:space="preserve">You have a github.io URL in the terminal.</w:t>
+              <w:t xml:space="preserve">You have a public URL to your lesson.</w:t>
             </w:r>
           </w:p>
           <w:p>
@@ -2710,7 +2058,7 @@
                 <w:sz w:val="20"/>
                 <w:szCs w:val="20"/>
               </w:rPr>
-              <w:t xml:space="preserve">You can open that URL in a new tab and see your lesson.</w:t>
+              <w:t xml:space="preserve">Someone else can open it and see your work.</w:t>
             </w:r>
           </w:p>
           <w:p>
@@ -2728,7 +2076,7 @@
                 <w:sz w:val="20"/>
                 <w:szCs w:val="20"/>
               </w:rPr>
-              <w:t xml:space="preserve">You are ready to share the link with a colleague.</w:t>
+              <w:t xml:space="preserve">You are ready to share the link with a colleague or student.</w:t>
             </w:r>
           </w:p>
         </w:tc>
@@ -2795,7 +2143,7 @@
                 <w:sz w:val="22"/>
                 <w:szCs w:val="22"/>
               </w:rPr>
-              <w:t xml:space="preserve">Build failed with a red error</w:t>
+              <w:t xml:space="preserve">Rebuild shows a red error</w:t>
             </w:r>
           </w:p>
           <w:p>
@@ -2808,7 +2156,7 @@
                 <w:sz w:val="20"/>
                 <w:szCs w:val="20"/>
               </w:rPr>
-              <w:t xml:space="preserve">Almost always a missing or mismatched tag. Look at the error message for a line number, and check that every </w:t>
+              <w:t xml:space="preserve">Almost always a missing or mismatched tag. Look at the error for a line number, then check that every </w:t>
             </w:r>
             <w:r>
               <w:rPr>
@@ -2840,7 +2188,7 @@
                 <w:sz w:val="20"/>
                 <w:szCs w:val="20"/>
               </w:rPr>
-              <w:t xml:space="preserve">. When in doubt, paste the starter block again and edit more carefully.</w:t>
+              <w:t xml:space="preserve">. When in doubt, paste the snippet fresh.</w:t>
             </w:r>
           </w:p>
         </w:tc>
@@ -2889,7 +2237,7 @@
                 <w:sz w:val="22"/>
                 <w:szCs w:val="22"/>
               </w:rPr>
-              <w:t xml:space="preserve">Preview tab is blank, stale, or won't load</w:t>
+              <w:t xml:space="preserve">Preview didn't update</w:t>
             </w:r>
           </w:p>
           <w:p>
@@ -2902,7 +2250,43 @@
                 <w:sz w:val="20"/>
                 <w:szCs w:val="20"/>
               </w:rPr>
-              <w:t xml:space="preserve">Build again first, then refresh the preview tab. The preview does not update automatically. If that doesn't help, close the preview tab and run ▷ PreTeXt → View again.</w:t>
+              <w:t xml:space="preserve">Click </w:t>
+            </w:r>
+            <w:r>
+              <w:rPr>
+                <w:rFonts w:ascii="Arial" w:cs="Arial" w:eastAsia="Arial" w:hAnsi="Arial"/>
+                <w:b/>
+                <w:bCs/>
+                <w:sz w:val="20"/>
+                <w:szCs w:val="20"/>
+              </w:rPr>
+              <w:t xml:space="preserve">Rebuild</w:t>
+            </w:r>
+            <w:r>
+              <w:rPr>
+                <w:rFonts w:ascii="Arial" w:cs="Arial" w:eastAsia="Arial" w:hAnsi="Arial"/>
+                <w:sz w:val="20"/>
+                <w:szCs w:val="20"/>
+              </w:rPr>
+              <w:t xml:space="preserve"> (or press </w:t>
+            </w:r>
+            <w:r>
+              <w:rPr>
+                <w:rFonts w:ascii="Arial" w:cs="Arial" w:eastAsia="Arial" w:hAnsi="Arial"/>
+                <w:b/>
+                <w:bCs/>
+                <w:sz w:val="20"/>
+                <w:szCs w:val="20"/>
+              </w:rPr>
+              <w:t xml:space="preserve">Ctrl+S</w:t>
+            </w:r>
+            <w:r>
+              <w:rPr>
+                <w:rFonts w:ascii="Arial" w:cs="Arial" w:eastAsia="Arial" w:hAnsi="Arial"/>
+                <w:sz w:val="20"/>
+                <w:szCs w:val="20"/>
+              </w:rPr>
+              <w:t xml:space="preserve">). The preview never updates automatically.</w:t>
             </w:r>
           </w:p>
         </w:tc>
@@ -2951,7 +2335,7 @@
                 <w:sz w:val="22"/>
                 <w:szCs w:val="22"/>
               </w:rPr>
-              <w:t xml:space="preserve">Codespace closed, timed out, or went to sleep</w:t>
+              <w:t xml:space="preserve">Lost your project</w:t>
             </w:r>
           </w:p>
           <w:p>
@@ -2964,23 +2348,7 @@
                 <w:sz w:val="20"/>
                 <w:szCs w:val="20"/>
               </w:rPr>
-              <w:t xml:space="preserve">Go back to your repository on </w:t>
-            </w:r>
-            <w:r>
-              <w:rPr>
-                <w:rFonts w:ascii="Consolas" w:cs="Consolas" w:eastAsia="Consolas" w:hAnsi="Consolas"/>
-                <w:sz w:val="20"/>
-                <w:szCs w:val="20"/>
-              </w:rPr>
-              <w:t xml:space="preserve">github.com</w:t>
-            </w:r>
-            <w:r>
-              <w:rPr>
-                <w:rFonts w:ascii="Arial" w:cs="Arial" w:eastAsia="Arial" w:hAnsi="Arial"/>
-                <w:sz w:val="20"/>
-                <w:szCs w:val="20"/>
-              </w:rPr>
-              <w:t xml:space="preserve">, click the </w:t>
+              <w:t xml:space="preserve">Click </w:t>
             </w:r>
             <w:r>
               <w:rPr>
@@ -2990,7 +2358,7 @@
                 <w:sz w:val="20"/>
                 <w:szCs w:val="20"/>
               </w:rPr>
-              <w:t xml:space="preserve">&lt; &gt; Code</w:t>
+              <w:t xml:space="preserve">Projects</w:t>
             </w:r>
             <w:r>
               <w:rPr>
@@ -2998,25 +2366,7 @@
                 <w:sz w:val="20"/>
                 <w:szCs w:val="20"/>
               </w:rPr>
-              <w:t xml:space="preserve"> button, open the </w:t>
-            </w:r>
-            <w:r>
-              <w:rPr>
-                <w:rFonts w:ascii="Arial" w:cs="Arial" w:eastAsia="Arial" w:hAnsi="Arial"/>
-                <w:b/>
-                <w:bCs/>
-                <w:sz w:val="20"/>
-                <w:szCs w:val="20"/>
-              </w:rPr>
-              <w:t xml:space="preserve">Codespaces</w:t>
-            </w:r>
-            <w:r>
-              <w:rPr>
-                <w:rFonts w:ascii="Arial" w:cs="Arial" w:eastAsia="Arial" w:hAnsi="Arial"/>
-                <w:sz w:val="20"/>
-                <w:szCs w:val="20"/>
-              </w:rPr>
-              <w:t xml:space="preserve"> tab, and click your existing codespace to resume it. Your files are still there.</w:t>
+              <w:t xml:space="preserve"> in the top nav. Everything you save is there.</w:t>
             </w:r>
           </w:p>
         </w:tc>
@@ -3078,7 +2428,7 @@
                 <w:sz w:val="20"/>
                 <w:szCs w:val="20"/>
               </w:rPr>
-              <w:t xml:space="preserve">Raise your hand. We'll come to you. You are almost certainly not the only one.</w:t>
+              <w:t xml:space="preserve">Raise your hand. Or ask a neighbor first — they might have just solved the same problem.</w:t>
             </w:r>
           </w:p>
         </w:tc>
@@ -3116,7 +2466,7 @@
           <w:sz w:val="20"/>
           <w:szCs w:val="20"/>
         </w:rPr>
-        <w:t xml:space="preserve">If you already write LaTeX, most of what you know transfers directly. The math inside the tags is still LaTeX.</w:t>
+        <w:t xml:space="preserve">If you already write LaTeX, most of what you know transfers. The math inside the tags is still LaTeX.</w:t>
       </w:r>
     </w:p>
     <w:tbl>
@@ -3782,22 +3132,6 @@
     </w:p>
     <w:p>
       <w:pPr>
-        <w:spacing w:after="80" w:before="80"/>
-      </w:pPr>
-      <w:r>
-        <w:rPr>
-          <w:rFonts w:ascii="Arial" w:cs="Arial" w:eastAsia="Arial" w:hAnsi="Arial"/>
-          <w:i/>
-          <w:iCs/>
-          <w:color w:val="595959"/>
-          <w:sz w:val="20"/>
-          <w:szCs w:val="20"/>
-        </w:rPr>
-        <w:t xml:space="preserve">Three ways to keep going, depending on how you like to work.</w:t>
-      </w:r>
-    </w:p>
-    <w:p>
-      <w:pPr>
         <w:pStyle w:val="Heading3"/>
         <w:keepNext/>
         <w:spacing w:after="60" w:before="160"/>
@@ -3811,7 +3145,7 @@
           <w:sz w:val="22"/>
           <w:szCs w:val="22"/>
         </w:rPr>
-        <w:t xml:space="preserve">Keep using Codespaces (recommended)</w:t>
+        <w:t xml:space="preserve">Keep using PreTeXt.Plus</w:t>
       </w:r>
     </w:p>
     <w:p>
@@ -3824,43 +3158,23 @@
           <w:sz w:val="20"/>
           <w:szCs w:val="20"/>
         </w:rPr>
-        <w:t xml:space="preserve">Your repository is yours. Come back anytime, open the Codespace from the </w:t>
-      </w:r>
-      <w:r>
-        <w:rPr>
-          <w:rFonts w:ascii="Arial" w:cs="Arial" w:eastAsia="Arial" w:hAnsi="Arial"/>
-          <w:b/>
-          <w:bCs/>
-          <w:sz w:val="20"/>
-          <w:szCs w:val="20"/>
-        </w:rPr>
-        <w:t xml:space="preserve">&lt; &gt; Code</w:t>
-      </w:r>
-      <w:r>
-        <w:rPr>
-          <w:rFonts w:ascii="Arial" w:cs="Arial" w:eastAsia="Arial" w:hAnsi="Arial"/>
-          <w:sz w:val="20"/>
-          <w:szCs w:val="20"/>
-        </w:rPr>
-        <w:t xml:space="preserve"> button, and continue editing. Your lesson is already deployed, so re-running </w:t>
-      </w:r>
-      <w:r>
-        <w:rPr>
-          <w:rFonts w:ascii="Arial" w:cs="Arial" w:eastAsia="Arial" w:hAnsi="Arial"/>
-          <w:b/>
-          <w:bCs/>
-          <w:sz w:val="20"/>
-          <w:szCs w:val="20"/>
-        </w:rPr>
-        <w:t xml:space="preserve">Deploy</w:t>
-      </w:r>
-      <w:r>
-        <w:rPr>
-          <w:rFonts w:ascii="Arial" w:cs="Arial" w:eastAsia="Arial" w:hAnsi="Arial"/>
-          <w:sz w:val="20"/>
-          <w:szCs w:val="20"/>
-        </w:rPr>
-        <w:t xml:space="preserve"> updates the live site.</w:t>
+        <w:t xml:space="preserve">Your free account gives you up to 10 projects with shareable links. Come back anytime and keep writing at </w:t>
+      </w:r>
+      <w:r>
+        <w:rPr>
+          <w:rFonts w:ascii="Consolas" w:cs="Consolas" w:eastAsia="Consolas" w:hAnsi="Consolas"/>
+          <w:sz w:val="20"/>
+          <w:szCs w:val="20"/>
+        </w:rPr>
+        <w:t xml:space="preserve">pretext.plus</w:t>
+      </w:r>
+      <w:r>
+        <w:rPr>
+          <w:rFonts w:ascii="Arial" w:cs="Arial" w:eastAsia="Arial" w:hAnsi="Arial"/>
+          <w:sz w:val="20"/>
+          <w:szCs w:val="20"/>
+        </w:rPr>
+        <w:t xml:space="preserve">.</w:t>
       </w:r>
     </w:p>
     <w:p>
@@ -3878,7 +3192,7 @@
           <w:sz w:val="22"/>
           <w:szCs w:val="22"/>
         </w:rPr>
-        <w:t xml:space="preserve">Prefer not to use GitHub at all?</w:t>
+        <w:t xml:space="preserve">Want multi-file projects, your own images, or version control?</w:t>
       </w:r>
     </w:p>
     <w:p>
@@ -3891,23 +3205,7 @@
           <w:sz w:val="20"/>
           <w:szCs w:val="20"/>
         </w:rPr>
-        <w:t xml:space="preserve">PreTeXt.Plus offers a free tier at </w:t>
-      </w:r>
-      <w:r>
-        <w:rPr>
-          <w:rFonts w:ascii="Consolas" w:cs="Consolas" w:eastAsia="Consolas" w:hAnsi="Consolas"/>
-          <w:sz w:val="20"/>
-          <w:szCs w:val="20"/>
-        </w:rPr>
-        <w:t xml:space="preserve">pretext.plus</w:t>
-      </w:r>
-      <w:r>
-        <w:rPr>
-          <w:rFonts w:ascii="Arial" w:cs="Arial" w:eastAsia="Arial" w:hAnsi="Arial"/>
-          <w:sz w:val="20"/>
-          <w:szCs w:val="20"/>
-        </w:rPr>
-        <w:t xml:space="preserve"> that lets you create up to 10 projects with shareable links — no GitHub account required. It's a great fit for quick drafts and one-off documents. The same PreTeXt markup you learned today works there too.</w:t>
+        <w:t xml:space="preserve">The next step up is a GitHub Codespaces setup — browser-based, still no installs, but with everything you need for a full book project. Ask the facilitator for the take-home Codespaces guide.</w:t>
       </w:r>
     </w:p>
     <w:p>
@@ -3938,25 +3236,7 @@
           <w:sz w:val="20"/>
           <w:szCs w:val="20"/>
         </w:rPr>
-        <w:t xml:space="preserve">PreTeXt.Plus includes a LaTeX-to-PreTeXt converter. Treat its output as a </w:t>
-      </w:r>
-      <w:r>
-        <w:rPr>
-          <w:rFonts w:ascii="Arial" w:cs="Arial" w:eastAsia="Arial" w:hAnsi="Arial"/>
-          <w:i/>
-          <w:iCs/>
-          <w:sz w:val="20"/>
-          <w:szCs w:val="20"/>
-        </w:rPr>
-        <w:t xml:space="preserve">starting point</w:t>
-      </w:r>
-      <w:r>
-        <w:rPr>
-          <w:rFonts w:ascii="Arial" w:cs="Arial" w:eastAsia="Arial" w:hAnsi="Arial"/>
-          <w:sz w:val="20"/>
-          <w:szCs w:val="20"/>
-        </w:rPr>
-        <w:t xml:space="preserve"> rather than a finished conversion — some things will need cleanup — but for a first look at how your existing material would feel in PreTeXt, it's a quick win.</w:t>
+        <w:t xml:space="preserve">A new PreTeXt.Plus feature lets you write in a LaTeX-like syntax and convert to PreTeXt. Ask about it after you're comfortable with the basics — it's powerful but can muddy the waters if you're still learning.</w:t>
       </w:r>
     </w:p>
     <w:p>
@@ -3987,7 +3267,7 @@
           <w:sz w:val="20"/>
           <w:szCs w:val="20"/>
         </w:rPr>
-        <w:t xml:space="preserve">Eventually you may want PreTeXt running on your own machine. The official documentation at </w:t>
+        <w:t xml:space="preserve">Eventually you may want PreTeXt on your own machine. The official documentation at </w:t>
       </w:r>
       <w:r>
         <w:rPr>
@@ -4003,7 +3283,7 @@
           <w:sz w:val="20"/>
           <w:szCs w:val="20"/>
         </w:rPr>
-        <w:t xml:space="preserve"> walks through the options. No rush — the Codespaces workflow will serve you well for a long time.</w:t>
+        <w:t xml:space="preserve"> walks through the options.</w:t>
       </w:r>
     </w:p>
     <w:p>
@@ -4034,7 +3314,7 @@
           <w:sz w:val="20"/>
           <w:szCs w:val="20"/>
         </w:rPr>
-        <w:t xml:space="preserve">The PreTeXt community is active and welcoming. Start at </w:t>
+        <w:t xml:space="preserve">The PreTeXt community is small, active, and welcoming. Start at </w:t>
       </w:r>
       <w:r>
         <w:rPr>
@@ -4050,15 +3330,7 @@
           <w:sz w:val="20"/>
           <w:szCs w:val="20"/>
         </w:rPr>
-        <w:t xml:space="preserve"> for forums, documentation, and the author's guide.</w:t>
-      </w:r>
-    </w:p>
-    <w:p>
-      <w:pPr>
-        <w:spacing w:after="60" w:before="60"/>
-      </w:pPr>
-      <w:r>
-        <w:t xml:space="preserve"/>
+        <w:t xml:space="preserve">.</w:t>
       </w:r>
     </w:p>
     <w:p>
@@ -4075,7 +3347,7 @@
           <w:sz w:val="18"/>
           <w:szCs w:val="18"/>
         </w:rPr>
-        <w:t xml:space="preserve">PreTeXt workshop · keep this handout · your Codespace and your published site will still be there tomorrow</w:t>
+        <w:t xml:space="preserve">PreTeXt workshop · keep this handout · your account and your lessons will still be there tomorrow.</w:t>
       </w:r>
     </w:p>
     <w:sectPr>
@@ -4276,18 +3548,6 @@
       </w:pPr>
     </w:lvl>
   </w:abstractNum>
-  <w:abstractNum w:abstractNumId="4" w15:restartNumberingAfterBreak="0">
-    <w:multiLevelType w:val="hybridMultilevel"/>
-    <w:lvl w:ilvl="0" w15:tentative="1">
-      <w:start w:val="1"/>
-      <w:numFmt w:val="decimal"/>
-      <w:lvlText w:val="%1."/>
-      <w:lvlJc w:val="left"/>
-      <w:pPr>
-        <w:ind w:left="540" w:hanging="360"/>
-      </w:pPr>
-    </w:lvl>
-  </w:abstractNum>
   <w:num w:numId="1">
     <w:abstractNumId w:val="1"/>
     <w:lvlOverride w:ilvl="0">
@@ -4302,12 +3562,6 @@
   </w:num>
   <w:num w:numId="3">
     <w:abstractNumId w:val="2"/>
-    <w:lvlOverride w:ilvl="0">
-      <w:startOverride w:val="1"/>
-    </w:lvlOverride>
-  </w:num>
-  <w:num w:numId="4">
-    <w:abstractNumId w:val="4"/>
     <w:lvlOverride w:ilvl="0">
       <w:startOverride w:val="1"/>
     </w:lvlOverride>
